--- a/skills/phong-cntt/assets/bien-ban-giao-nhan-tscd-ccdc.docx
+++ b/skills/phong-cntt/assets/bien-ban-giao-nhan-tscd-ccdc.docx
@@ -1,6 +1,6 @@
 
 <file path=word/document.xml><?xml version="1.0" encoding="utf-8"?>
-<w:document xmlns:ns1="http://schemas.openxmlformats.org/markup-compatibility/2006" xmlns:ns2="http://schemas.microsoft.com/office/word/2010/wordml" xmlns:w="http://schemas.openxmlformats.org/wordprocessingml/2006/main" ns1:Ignorable="w14 w15 w16se w16cid w16 w16cex w16sdtdh w16du wp14">
+<w:document xmlns:ns1="http://schemas.openxmlformats.org/markup-compatibility/2006" xmlns:ns2="http://schemas.microsoft.com/office/word/2010/wordml" xmlns:w="http://schemas.openxmlformats.org/wordprocessingml/2006/main">
   <w:body>
     <w:p ns2:paraId="6CCBC103" ns2:textId="487C65EA">
       <w:pPr>
@@ -3664,7 +3664,7 @@
 </file>
 
 <file path=word/endnotes.xml><?xml version="1.0" encoding="utf-8"?>
-<w:endnotes xmlns:wpc="http://schemas.microsoft.com/office/word/2010/wordprocessingCanvas" xmlns:cx="http://schemas.microsoft.com/office/drawing/2014/chartex" xmlns:cx1="http://schemas.microsoft.com/office/drawing/2015/9/8/chartex" xmlns:cx2="http://schemas.microsoft.com/office/drawing/2015/10/21/chartex" xmlns:cx3="http://schemas.microsoft.com/office/drawing/2016/5/9/chartex" xmlns:cx4="http://schemas.microsoft.com/office/drawing/2016/5/10/chartex" xmlns:cx5="http://schemas.microsoft.com/office/drawing/2016/5/11/chartex" xmlns:cx6="http://schemas.microsoft.com/office/drawing/2016/5/12/chartex" xmlns:cx7="http://schemas.microsoft.com/office/drawing/2016/5/13/chartex" xmlns:cx8="http://schemas.microsoft.com/office/drawing/2016/5/14/chartex" xmlns:mc="http://schemas.openxmlformats.org/markup-compatibility/2006" xmlns:aink="http://schemas.microsoft.com/office/drawing/2016/ink" xmlns:am3d="http://schemas.microsoft.com/office/drawing/2017/model3d" xmlns:o="urn:schemas-microsoft-com:office:office" xmlns:oel="http://schemas.microsoft.com/office/2019/extlst" xmlns:r="http://schemas.openxmlformats.org/officeDocument/2006/relationships" xmlns:m="http://schemas.openxmlformats.org/officeDocument/2006/math" xmlns:v="urn:schemas-microsoft-com:vml" xmlns:wp14="http://schemas.microsoft.com/office/word/2010/wordprocessingDrawing" xmlns:wp="http://schemas.openxmlformats.org/drawingml/2006/wordprocessingDrawing" xmlns:w10="urn:schemas-microsoft-com:office:word" xmlns:w="http://schemas.openxmlformats.org/wordprocessingml/2006/main" xmlns:w14="http://schemas.microsoft.com/office/word/2010/wordml" xmlns:w15="http://schemas.microsoft.com/office/word/2012/wordml" xmlns:w16cex="http://schemas.microsoft.com/office/word/2018/wordml/cex" xmlns:w16cid="http://schemas.microsoft.com/office/word/2016/wordml/cid" xmlns:w16="http://schemas.microsoft.com/office/word/2018/wordml" xmlns:w16du="http://schemas.microsoft.com/office/word/2023/wordml/word16du" xmlns:w16sdtdh="http://schemas.microsoft.com/office/word/2020/wordml/sdtdatahash" xmlns:w16se="http://schemas.microsoft.com/office/word/2015/wordml/symex" xmlns:wpg="http://schemas.microsoft.com/office/word/2010/wordprocessingGroup" xmlns:wpi="http://schemas.microsoft.com/office/word/2010/wordprocessingInk" xmlns:wne="http://schemas.microsoft.com/office/word/2006/wordml" xmlns:wps="http://schemas.microsoft.com/office/word/2010/wordprocessingShape" mc:Ignorable="w14 w15 w16se w16cid w16 w16cex w16sdtdh w16du wp14">
+<w:endnotes xmlns:wpc="http://schemas.microsoft.com/office/word/2010/wordprocessingCanvas" xmlns:cx="http://schemas.microsoft.com/office/drawing/2014/chartex" xmlns:cx1="http://schemas.microsoft.com/office/drawing/2015/9/8/chartex" xmlns:cx2="http://schemas.microsoft.com/office/drawing/2015/10/21/chartex" xmlns:cx3="http://schemas.microsoft.com/office/drawing/2016/5/9/chartex" xmlns:cx4="http://schemas.microsoft.com/office/drawing/2016/5/10/chartex" xmlns:cx5="http://schemas.microsoft.com/office/drawing/2016/5/11/chartex" xmlns:cx6="http://schemas.microsoft.com/office/drawing/2016/5/12/chartex" xmlns:cx7="http://schemas.microsoft.com/office/drawing/2016/5/13/chartex" xmlns:cx8="http://schemas.microsoft.com/office/drawing/2016/5/14/chartex" xmlns:mc="http://schemas.openxmlformats.org/markup-compatibility/2006" xmlns:aink="http://schemas.microsoft.com/office/drawing/2016/ink" xmlns:am3d="http://schemas.microsoft.com/office/drawing/2017/model3d" xmlns:o="urn:schemas-microsoft-com:office:office" xmlns:oel="http://schemas.microsoft.com/office/2019/extlst" xmlns:r="http://schemas.openxmlformats.org/officeDocument/2006/relationships" xmlns:m="http://schemas.openxmlformats.org/officeDocument/2006/math" xmlns:v="urn:schemas-microsoft-com:vml" xmlns:wp14="http://schemas.microsoft.com/office/word/2010/wordprocessingDrawing" xmlns:wp="http://schemas.openxmlformats.org/drawingml/2006/wordprocessingDrawing" xmlns:w10="urn:schemas-microsoft-com:office:word" xmlns:w="http://schemas.openxmlformats.org/wordprocessingml/2006/main" xmlns:w14="http://schemas.microsoft.com/office/word/2010/wordml" xmlns:w15="http://schemas.microsoft.com/office/word/2012/wordml" xmlns:w16cex="http://schemas.microsoft.com/office/word/2018/wordml/cex" xmlns:w16="http://schemas.microsoft.com/office/word/2018/wordml" xmlns:w16du="http://schemas.microsoft.com/office/word/2023/wordml/word16du" xmlns:w16sdtdh="http://schemas.microsoft.com/office/word/2020/wordml/sdtdatahash" xmlns:w16se="http://schemas.microsoft.com/office/word/2015/wordml/symex" xmlns:wpg="http://schemas.microsoft.com/office/word/2010/wordprocessingGroup" xmlns:wpi="http://schemas.microsoft.com/office/word/2010/wordprocessingInk" xmlns:wne="http://schemas.microsoft.com/office/word/2006/wordml" xmlns:wps="http://schemas.microsoft.com/office/word/2010/wordprocessingShape">
   <w:endnote w:type="separator" w:id="-1">
     <w:p>
       <w:r>
@@ -3683,7 +3683,7 @@
 </file>
 
 <file path=word/footnotes.xml><?xml version="1.0" encoding="utf-8"?>
-<w:footnotes xmlns:wpc="http://schemas.microsoft.com/office/word/2010/wordprocessingCanvas" xmlns:cx="http://schemas.microsoft.com/office/drawing/2014/chartex" xmlns:cx1="http://schemas.microsoft.com/office/drawing/2015/9/8/chartex" xmlns:cx2="http://schemas.microsoft.com/office/drawing/2015/10/21/chartex" xmlns:cx3="http://schemas.microsoft.com/office/drawing/2016/5/9/chartex" xmlns:cx4="http://schemas.microsoft.com/office/drawing/2016/5/10/chartex" xmlns:cx5="http://schemas.microsoft.com/office/drawing/2016/5/11/chartex" xmlns:cx6="http://schemas.microsoft.com/office/drawing/2016/5/12/chartex" xmlns:cx7="http://schemas.microsoft.com/office/drawing/2016/5/13/chartex" xmlns:cx8="http://schemas.microsoft.com/office/drawing/2016/5/14/chartex" xmlns:mc="http://schemas.openxmlformats.org/markup-compatibility/2006" xmlns:aink="http://schemas.microsoft.com/office/drawing/2016/ink" xmlns:am3d="http://schemas.microsoft.com/office/drawing/2017/model3d" xmlns:o="urn:schemas-microsoft-com:office:office" xmlns:oel="http://schemas.microsoft.com/office/2019/extlst" xmlns:r="http://schemas.openxmlformats.org/officeDocument/2006/relationships" xmlns:m="http://schemas.openxmlformats.org/officeDocument/2006/math" xmlns:v="urn:schemas-microsoft-com:vml" xmlns:wp14="http://schemas.microsoft.com/office/word/2010/wordprocessingDrawing" xmlns:wp="http://schemas.openxmlformats.org/drawingml/2006/wordprocessingDrawing" xmlns:w10="urn:schemas-microsoft-com:office:word" xmlns:w="http://schemas.openxmlformats.org/wordprocessingml/2006/main" xmlns:w14="http://schemas.microsoft.com/office/word/2010/wordml" xmlns:w15="http://schemas.microsoft.com/office/word/2012/wordml" xmlns:w16cex="http://schemas.microsoft.com/office/word/2018/wordml/cex" xmlns:w16cid="http://schemas.microsoft.com/office/word/2016/wordml/cid" xmlns:w16="http://schemas.microsoft.com/office/word/2018/wordml" xmlns:w16du="http://schemas.microsoft.com/office/word/2023/wordml/word16du" xmlns:w16sdtdh="http://schemas.microsoft.com/office/word/2020/wordml/sdtdatahash" xmlns:w16se="http://schemas.microsoft.com/office/word/2015/wordml/symex" xmlns:wpg="http://schemas.microsoft.com/office/word/2010/wordprocessingGroup" xmlns:wpi="http://schemas.microsoft.com/office/word/2010/wordprocessingInk" xmlns:wne="http://schemas.microsoft.com/office/word/2006/wordml" xmlns:wps="http://schemas.microsoft.com/office/word/2010/wordprocessingShape" mc:Ignorable="w14 w15 w16se w16cid w16 w16cex w16sdtdh w16du wp14">
+<w:footnotes xmlns:wpc="http://schemas.microsoft.com/office/word/2010/wordprocessingCanvas" xmlns:cx="http://schemas.microsoft.com/office/drawing/2014/chartex" xmlns:cx1="http://schemas.microsoft.com/office/drawing/2015/9/8/chartex" xmlns:cx2="http://schemas.microsoft.com/office/drawing/2015/10/21/chartex" xmlns:cx3="http://schemas.microsoft.com/office/drawing/2016/5/9/chartex" xmlns:cx4="http://schemas.microsoft.com/office/drawing/2016/5/10/chartex" xmlns:cx5="http://schemas.microsoft.com/office/drawing/2016/5/11/chartex" xmlns:cx6="http://schemas.microsoft.com/office/drawing/2016/5/12/chartex" xmlns:cx7="http://schemas.microsoft.com/office/drawing/2016/5/13/chartex" xmlns:cx8="http://schemas.microsoft.com/office/drawing/2016/5/14/chartex" xmlns:mc="http://schemas.openxmlformats.org/markup-compatibility/2006" xmlns:aink="http://schemas.microsoft.com/office/drawing/2016/ink" xmlns:am3d="http://schemas.microsoft.com/office/drawing/2017/model3d" xmlns:o="urn:schemas-microsoft-com:office:office" xmlns:oel="http://schemas.microsoft.com/office/2019/extlst" xmlns:r="http://schemas.openxmlformats.org/officeDocument/2006/relationships" xmlns:m="http://schemas.openxmlformats.org/officeDocument/2006/math" xmlns:v="urn:schemas-microsoft-com:vml" xmlns:wp14="http://schemas.microsoft.com/office/word/2010/wordprocessingDrawing" xmlns:wp="http://schemas.openxmlformats.org/drawingml/2006/wordprocessingDrawing" xmlns:w10="urn:schemas-microsoft-com:office:word" xmlns:w="http://schemas.openxmlformats.org/wordprocessingml/2006/main" xmlns:w14="http://schemas.microsoft.com/office/word/2010/wordml" xmlns:w15="http://schemas.microsoft.com/office/word/2012/wordml" xmlns:w16cex="http://schemas.microsoft.com/office/word/2018/wordml/cex" xmlns:w16="http://schemas.microsoft.com/office/word/2018/wordml" xmlns:w16du="http://schemas.microsoft.com/office/word/2023/wordml/word16du" xmlns:w16sdtdh="http://schemas.microsoft.com/office/word/2020/wordml/sdtdatahash" xmlns:w16se="http://schemas.microsoft.com/office/word/2015/wordml/symex" xmlns:wpg="http://schemas.microsoft.com/office/word/2010/wordprocessingGroup" xmlns:wpi="http://schemas.microsoft.com/office/word/2010/wordprocessingInk" xmlns:wne="http://schemas.microsoft.com/office/word/2006/wordml" xmlns:wps="http://schemas.microsoft.com/office/word/2010/wordprocessingShape">
   <w:footnote w:type="separator" w:id="-1">
     <w:p>
       <w:r>
@@ -3702,8 +3702,8 @@
 </file>
 
 <file path=word/numbering.xml><?xml version="1.0" encoding="utf-8"?>
-<w:numbering xmlns:wpc="http://schemas.microsoft.com/office/word/2010/wordprocessingCanvas" xmlns:cx="http://schemas.microsoft.com/office/drawing/2014/chartex" xmlns:cx1="http://schemas.microsoft.com/office/drawing/2015/9/8/chartex" xmlns:cx2="http://schemas.microsoft.com/office/drawing/2015/10/21/chartex" xmlns:cx3="http://schemas.microsoft.com/office/drawing/2016/5/9/chartex" xmlns:cx4="http://schemas.microsoft.com/office/drawing/2016/5/10/chartex" xmlns:cx5="http://schemas.microsoft.com/office/drawing/2016/5/11/chartex" xmlns:cx6="http://schemas.microsoft.com/office/drawing/2016/5/12/chartex" xmlns:cx7="http://schemas.microsoft.com/office/drawing/2016/5/13/chartex" xmlns:cx8="http://schemas.microsoft.com/office/drawing/2016/5/14/chartex" xmlns:mc="http://schemas.openxmlformats.org/markup-compatibility/2006" xmlns:aink="http://schemas.microsoft.com/office/drawing/2016/ink" xmlns:am3d="http://schemas.microsoft.com/office/drawing/2017/model3d" xmlns:o="urn:schemas-microsoft-com:office:office" xmlns:oel="http://schemas.microsoft.com/office/2019/extlst" xmlns:r="http://schemas.openxmlformats.org/officeDocument/2006/relationships" xmlns:m="http://schemas.openxmlformats.org/officeDocument/2006/math" xmlns:v="urn:schemas-microsoft-com:vml" xmlns:wp14="http://schemas.microsoft.com/office/word/2010/wordprocessingDrawing" xmlns:wp="http://schemas.openxmlformats.org/drawingml/2006/wordprocessingDrawing" xmlns:w10="urn:schemas-microsoft-com:office:word" xmlns:w="http://schemas.openxmlformats.org/wordprocessingml/2006/main" xmlns:w14="http://schemas.microsoft.com/office/word/2010/wordml" xmlns:w15="http://schemas.microsoft.com/office/word/2012/wordml" xmlns:w16cex="http://schemas.microsoft.com/office/word/2018/wordml/cex" xmlns:w16cid="http://schemas.microsoft.com/office/word/2016/wordml/cid" xmlns:w16="http://schemas.microsoft.com/office/word/2018/wordml" xmlns:w16du="http://schemas.microsoft.com/office/word/2023/wordml/word16du" xmlns:w16sdtdh="http://schemas.microsoft.com/office/word/2020/wordml/sdtdatahash" xmlns:w16se="http://schemas.microsoft.com/office/word/2015/wordml/symex" xmlns:wpg="http://schemas.microsoft.com/office/word/2010/wordprocessingGroup" xmlns:wpi="http://schemas.microsoft.com/office/word/2010/wordprocessingInk" xmlns:wne="http://schemas.microsoft.com/office/word/2006/wordml" xmlns:wps="http://schemas.microsoft.com/office/word/2010/wordprocessingShape" mc:Ignorable="w14 w15 w16se w16cid w16 w16cex w16sdtdh w16du wp14">
-  <w:abstractNum w:abstractNumId="0" w15:restartNumberingAfterBreak="0">
+<w:numbering xmlns:wpc="http://schemas.microsoft.com/office/word/2010/wordprocessingCanvas" xmlns:cx="http://schemas.microsoft.com/office/drawing/2014/chartex" xmlns:cx1="http://schemas.microsoft.com/office/drawing/2015/9/8/chartex" xmlns:cx2="http://schemas.microsoft.com/office/drawing/2015/10/21/chartex" xmlns:cx3="http://schemas.microsoft.com/office/drawing/2016/5/9/chartex" xmlns:cx4="http://schemas.microsoft.com/office/drawing/2016/5/10/chartex" xmlns:cx5="http://schemas.microsoft.com/office/drawing/2016/5/11/chartex" xmlns:cx6="http://schemas.microsoft.com/office/drawing/2016/5/12/chartex" xmlns:cx7="http://schemas.microsoft.com/office/drawing/2016/5/13/chartex" xmlns:cx8="http://schemas.microsoft.com/office/drawing/2016/5/14/chartex" xmlns:mc="http://schemas.openxmlformats.org/markup-compatibility/2006" xmlns:aink="http://schemas.microsoft.com/office/drawing/2016/ink" xmlns:am3d="http://schemas.microsoft.com/office/drawing/2017/model3d" xmlns:o="urn:schemas-microsoft-com:office:office" xmlns:oel="http://schemas.microsoft.com/office/2019/extlst" xmlns:r="http://schemas.openxmlformats.org/officeDocument/2006/relationships" xmlns:m="http://schemas.openxmlformats.org/officeDocument/2006/math" xmlns:v="urn:schemas-microsoft-com:vml" xmlns:wp14="http://schemas.microsoft.com/office/word/2010/wordprocessingDrawing" xmlns:wp="http://schemas.openxmlformats.org/drawingml/2006/wordprocessingDrawing" xmlns:w10="urn:schemas-microsoft-com:office:word" xmlns:w="http://schemas.openxmlformats.org/wordprocessingml/2006/main" xmlns:w14="http://schemas.microsoft.com/office/word/2010/wordml" xmlns:w15="http://schemas.microsoft.com/office/word/2012/wordml" xmlns:w16cex="http://schemas.microsoft.com/office/word/2018/wordml/cex" xmlns:w16="http://schemas.microsoft.com/office/word/2018/wordml" xmlns:w16du="http://schemas.microsoft.com/office/word/2023/wordml/word16du" xmlns:w16sdtdh="http://schemas.microsoft.com/office/word/2020/wordml/sdtdatahash" xmlns:w16se="http://schemas.microsoft.com/office/word/2015/wordml/symex" xmlns:wpg="http://schemas.microsoft.com/office/word/2010/wordprocessingGroup" xmlns:wpi="http://schemas.microsoft.com/office/word/2010/wordprocessingInk" xmlns:wne="http://schemas.microsoft.com/office/word/2006/wordml" xmlns:wps="http://schemas.microsoft.com/office/word/2010/wordprocessingShape">
+  <w:abstractNum w:abstractNumId="0">
     <w:nsid w:val="060F1E4B"/>
     <w:multiLevelType w:val="hybridMultilevel"/>
     <w:tmpl w:val="A1EA2968"/>
@@ -3789,7 +3789,7 @@
       </w:pPr>
     </w:lvl>
   </w:abstractNum>
-  <w:abstractNum w:abstractNumId="1" w15:restartNumberingAfterBreak="0">
+  <w:abstractNum w:abstractNumId="1">
     <w:nsid w:val="3A382D46"/>
     <w:multiLevelType w:val="hybridMultilevel"/>
     <w:tmpl w:val="24460B7E"/>
@@ -3878,17 +3878,17 @@
       </w:pPr>
     </w:lvl>
   </w:abstractNum>
-  <w:num w:numId="1" w16cid:durableId="132984338">
+  <w:num w:numId="1">
     <w:abstractNumId w:val="1"/>
   </w:num>
-  <w:num w:numId="2" w16cid:durableId="1580600150">
+  <w:num w:numId="2">
     <w:abstractNumId w:val="0"/>
   </w:num>
 </w:numbering>
 </file>
 
 <file path=word/styles.xml><?xml version="1.0" encoding="utf-8"?>
-<w:styles xmlns:mc="http://schemas.openxmlformats.org/markup-compatibility/2006" xmlns:r="http://schemas.openxmlformats.org/officeDocument/2006/relationships" xmlns:w="http://schemas.openxmlformats.org/wordprocessingml/2006/main" xmlns:w14="http://schemas.microsoft.com/office/word/2010/wordml" xmlns:w15="http://schemas.microsoft.com/office/word/2012/wordml" xmlns:w16cex="http://schemas.microsoft.com/office/word/2018/wordml/cex" xmlns:w16cid="http://schemas.microsoft.com/office/word/2016/wordml/cid" xmlns:w16="http://schemas.microsoft.com/office/word/2018/wordml" xmlns:w16du="http://schemas.microsoft.com/office/word/2023/wordml/word16du" xmlns:w16sdtdh="http://schemas.microsoft.com/office/word/2020/wordml/sdtdatahash" xmlns:w16se="http://schemas.microsoft.com/office/word/2015/wordml/symex" mc:Ignorable="w14 w15 w16se w16cid w16 w16cex w16sdtdh w16du">
+<w:styles xmlns:mc="http://schemas.openxmlformats.org/markup-compatibility/2006" xmlns:r="http://schemas.openxmlformats.org/officeDocument/2006/relationships" xmlns:w="http://schemas.openxmlformats.org/wordprocessingml/2006/main" xmlns:w14="http://schemas.microsoft.com/office/word/2010/wordml" xmlns:w15="http://schemas.microsoft.com/office/word/2012/wordml" xmlns:w16cex="http://schemas.microsoft.com/office/word/2018/wordml/cex" xmlns:w16="http://schemas.microsoft.com/office/word/2018/wordml" xmlns:w16du="http://schemas.microsoft.com/office/word/2023/wordml/word16du" xmlns:w16sdtdh="http://schemas.microsoft.com/office/word/2020/wordml/sdtdatahash" xmlns:w16se="http://schemas.microsoft.com/office/word/2015/wordml/symex">
   <w:docDefaults>
     <w:rPrDefault>
       <w:rPr>

--- a/skills/phong-cntt/assets/bien-ban-giao-nhan-tscd-ccdc.docx
+++ b/skills/phong-cntt/assets/bien-ban-giao-nhan-tscd-ccdc.docx
@@ -1,5 +1,87 @@
 
-<file path=word/document.xml><?xml version="1.0" encoding="utf-8"?>
+<file path=./[Content_Types].xml><?xml version="1.0" encoding="utf-8"?>
+<Types xmlns="http://schemas.openxmlformats.org/package/2006/content-types">
+  <Default Extension="rels" ContentType="application/vnd.openxmlformats-package.relationships+xml"/>
+  <Default Extension="xml" ContentType="application/xml"/>
+  <Override PartName="/word/document.xml" ContentType="application/vnd.openxmlformats-officedocument.wordprocessingml.document.main+xml"/>
+  <Override PartName="/customXml/itemProps1.xml" ContentType="application/vnd.openxmlformats-officedocument.customXmlProperties+xml"/>
+  <Override PartName="/word/numbering.xml" ContentType="application/vnd.openxmlformats-officedocument.wordprocessingml.numbering+xml"/>
+  <Override PartName="/word/styles.xml" ContentType="application/vnd.openxmlformats-officedocument.wordprocessingml.styles+xml"/>
+  <Override PartName="/word/settings.xml" ContentType="application/vnd.openxmlformats-officedocument.wordprocessingml.settings+xml"/>
+  <Override PartName="/word/webSettings.xml" ContentType="application/vnd.openxmlformats-officedocument.wordprocessingml.webSettings+xml"/>
+  <Override PartName="/word/footnotes.xml" ContentType="application/vnd.openxmlformats-officedocument.wordprocessingml.footnotes+xml"/>
+  <Override PartName="/word/endnotes.xml" ContentType="application/vnd.openxmlformats-officedocument.wordprocessingml.endnotes+xml"/>
+  <Override PartName="/word/fontTable.xml" ContentType="application/vnd.openxmlformats-officedocument.wordprocessingml.fontTable+xml"/>
+  <Override PartName="/word/theme/theme1.xml" ContentType="application/vnd.openxmlformats-officedocument.theme+xml"/>
+  <Override PartName="/docProps/core.xml" ContentType="application/vnd.openxmlformats-package.core-properties+xml"/>
+  <Override PartName="/docProps/app.xml" ContentType="application/vnd.openxmlformats-officedocument.extended-properties+xml"/>
+</Types>
+</file>
+
+<file path=./customXml/item1.xml><?xml version="1.0" encoding="utf-8"?>
+<b:Sources xmlns:b="http://schemas.openxmlformats.org/officeDocument/2006/bibliography" xmlns="http://schemas.openxmlformats.org/officeDocument/2006/bibliography" SelectedStyle="\APA.XSL" StyleName="APA"/>
+</file>
+
+<file path=./customXml/itemProps1.xml><?xml version="1.0" encoding="utf-8"?>
+<ds:datastoreItem xmlns:ds="http://schemas.openxmlformats.org/officeDocument/2006/customXml" ds:itemID="{5E627016-C734-4BC5-957B-B4030318AB0B}">
+  <ds:schemaRefs>
+    <ds:schemaRef ds:uri="http://schemas.openxmlformats.org/officeDocument/2006/bibliography"/>
+  </ds:schemaRefs>
+</ds:datastoreItem>
+</file>
+
+<file path=./docProps/app.xml><?xml version="1.0" encoding="utf-8"?>
+<Properties xmlns="http://schemas.openxmlformats.org/officeDocument/2006/extended-properties" xmlns:vt="http://schemas.openxmlformats.org/officeDocument/2006/docPropsVTypes">
+  <Template>Normal.dotm</Template>
+  <TotalTime>2</TotalTime>
+  <Pages>2</Pages>
+  <Words>334</Words>
+  <Characters>1908</Characters>
+  <Application>Microsoft Office Word</Application>
+  <DocSecurity>0</DocSecurity>
+  <Lines>15</Lines>
+  <Paragraphs>4</Paragraphs>
+  <ScaleCrop>false</ScaleCrop>
+  <HeadingPairs>
+    <vt:vector size="2" baseType="variant">
+      <vt:variant>
+        <vt:lpstr>Title</vt:lpstr>
+      </vt:variant>
+      <vt:variant>
+        <vt:i4>1</vt:i4>
+      </vt:variant>
+    </vt:vector>
+  </HeadingPairs>
+  <TitlesOfParts>
+    <vt:vector size="1" baseType="lpstr">
+      <vt:lpstr/>
+    </vt:vector>
+  </TitlesOfParts>
+  <Company>Microsoft</Company>
+  <LinksUpToDate>false</LinksUpToDate>
+  <CharactersWithSpaces>2238</CharactersWithSpaces>
+  <SharedDoc>false</SharedDoc>
+  <HyperlinksChanged>false</HyperlinksChanged>
+  <AppVersion>16.0000</AppVersion>
+</Properties>
+</file>
+
+<file path=./docProps/core.xml><?xml version="1.0" encoding="utf-8"?>
+<cp:coreProperties xmlns:cp="http://schemas.openxmlformats.org/package/2006/metadata/core-properties" xmlns:dc="http://purl.org/dc/elements/1.1/" xmlns:dcterms="http://purl.org/dc/terms/" xmlns:dcmitype="http://purl.org/dc/dcmitype/" xmlns:xsi="http://www.w3.org/2001/XMLSchema-instance">
+  <dc:title/>
+  <dc:subject/>
+  <dc:creator>Tien Ich May Tinh</dc:creator>
+  <cp:keywords/>
+  <dc:description/>
+  <cp:lastModifiedBy>Administrator</cp:lastModifiedBy>
+  <cp:revision>7</cp:revision>
+  <cp:lastPrinted>2026-04-14T08:00:00Z</cp:lastPrinted>
+  <dcterms:created xsi:type="dcterms:W3CDTF">2026-04-14T08:00:00Z</dcterms:created>
+  <dcterms:modified xsi:type="dcterms:W3CDTF">2026-06-26T07:45:00Z</dcterms:modified>
+</cp:coreProperties>
+</file>
+
+<file path=./word/document.xml><?xml version="1.0" encoding="utf-8"?>
 <w:document xmlns:ns1="http://schemas.openxmlformats.org/markup-compatibility/2006" xmlns:ns2="http://schemas.microsoft.com/office/word/2010/wordml" xmlns:w="http://schemas.openxmlformats.org/wordprocessingml/2006/main">
   <w:body>
     <w:p ns2:paraId="6CCBC103" ns2:textId="487C65EA">
@@ -3663,7 +3745,7 @@
 </w:document>
 </file>
 
-<file path=word/endnotes.xml><?xml version="1.0" encoding="utf-8"?>
+<file path=./word/endnotes.xml><?xml version="1.0" encoding="utf-8"?>
 <w:endnotes xmlns:wpc="http://schemas.microsoft.com/office/word/2010/wordprocessingCanvas" xmlns:cx="http://schemas.microsoft.com/office/drawing/2014/chartex" xmlns:cx1="http://schemas.microsoft.com/office/drawing/2015/9/8/chartex" xmlns:cx2="http://schemas.microsoft.com/office/drawing/2015/10/21/chartex" xmlns:cx3="http://schemas.microsoft.com/office/drawing/2016/5/9/chartex" xmlns:cx4="http://schemas.microsoft.com/office/drawing/2016/5/10/chartex" xmlns:cx5="http://schemas.microsoft.com/office/drawing/2016/5/11/chartex" xmlns:cx6="http://schemas.microsoft.com/office/drawing/2016/5/12/chartex" xmlns:cx7="http://schemas.microsoft.com/office/drawing/2016/5/13/chartex" xmlns:cx8="http://schemas.microsoft.com/office/drawing/2016/5/14/chartex" xmlns:mc="http://schemas.openxmlformats.org/markup-compatibility/2006" xmlns:aink="http://schemas.microsoft.com/office/drawing/2016/ink" xmlns:am3d="http://schemas.microsoft.com/office/drawing/2017/model3d" xmlns:o="urn:schemas-microsoft-com:office:office" xmlns:oel="http://schemas.microsoft.com/office/2019/extlst" xmlns:r="http://schemas.openxmlformats.org/officeDocument/2006/relationships" xmlns:m="http://schemas.openxmlformats.org/officeDocument/2006/math" xmlns:v="urn:schemas-microsoft-com:vml" xmlns:wp14="http://schemas.microsoft.com/office/word/2010/wordprocessingDrawing" xmlns:wp="http://schemas.openxmlformats.org/drawingml/2006/wordprocessingDrawing" xmlns:w10="urn:schemas-microsoft-com:office:word" xmlns:w="http://schemas.openxmlformats.org/wordprocessingml/2006/main" xmlns:w14="http://schemas.microsoft.com/office/word/2010/wordml" xmlns:w15="http://schemas.microsoft.com/office/word/2012/wordml" xmlns:w16cex="http://schemas.microsoft.com/office/word/2018/wordml/cex" xmlns:w16="http://schemas.microsoft.com/office/word/2018/wordml" xmlns:w16du="http://schemas.microsoft.com/office/word/2023/wordml/word16du" xmlns:w16sdtdh="http://schemas.microsoft.com/office/word/2020/wordml/sdtdatahash" xmlns:w16se="http://schemas.microsoft.com/office/word/2015/wordml/symex" xmlns:wpg="http://schemas.microsoft.com/office/word/2010/wordprocessingGroup" xmlns:wpi="http://schemas.microsoft.com/office/word/2010/wordprocessingInk" xmlns:wne="http://schemas.microsoft.com/office/word/2006/wordml" xmlns:wps="http://schemas.microsoft.com/office/word/2010/wordprocessingShape">
   <w:endnote w:type="separator" w:id="-1">
     <w:p>
@@ -3682,7 +3764,36 @@
 </w:endnotes>
 </file>
 
-<file path=word/footnotes.xml><?xml version="1.0" encoding="utf-8"?>
+<file path=./word/fontTable.xml><?xml version="1.0" encoding="utf-8"?>
+<w:fonts xmlns:mc="http://schemas.openxmlformats.org/markup-compatibility/2006" xmlns:r="http://schemas.openxmlformats.org/officeDocument/2006/relationships" xmlns:w="http://schemas.openxmlformats.org/wordprocessingml/2006/main" xmlns:w14="http://schemas.microsoft.com/office/word/2010/wordml" xmlns:w15="http://schemas.microsoft.com/office/word/2012/wordml" xmlns:w16cex="http://schemas.microsoft.com/office/word/2018/wordml/cex" xmlns:w16="http://schemas.microsoft.com/office/word/2018/wordml" xmlns:w16du="http://schemas.microsoft.com/office/word/2023/wordml/word16du" xmlns:w16sdtdh="http://schemas.microsoft.com/office/word/2020/wordml/sdtdatahash" xmlns:w16se="http://schemas.microsoft.com/office/word/2015/wordml/symex">
+  <w:font w:name="Times New Roman">
+    <w:panose1 w:val="02020603050405020304"/>
+    <w:family w:val="roman"/>
+    <w:pitch w:val="variable"/>
+    <w:sig w:usb0="E0002EFF" w:usb1="C000785B" w:usb2="00000009" w:usb3="00000000" w:csb0="000001FF" w:csb1="00000000"/>
+  </w:font>
+  <w:font w:name="Calibri">
+    <w:panose1 w:val="020F0502020204030204"/>
+    <w:family w:val="swiss"/>
+    <w:pitch w:val="variable"/>
+    <w:sig w:usb0="E4002EFF" w:usb1="C000247B" w:usb2="00000009" w:usb3="00000000" w:csb0="000001FF" w:csb1="00000000"/>
+  </w:font>
+  <w:font w:name="Segoe UI">
+    <w:panose1 w:val="020B0502040204020203"/>
+    <w:family w:val="swiss"/>
+    <w:pitch w:val="variable"/>
+    <w:sig w:usb0="E4002EFF" w:usb1="C000E47F" w:usb2="00000009" w:usb3="00000000" w:csb0="000001FF" w:csb1="00000000"/>
+  </w:font>
+  <w:font w:name="Cambria">
+    <w:panose1 w:val="02040503050406030204"/>
+    <w:family w:val="roman"/>
+    <w:pitch w:val="variable"/>
+    <w:sig w:usb0="E00006FF" w:usb1="420024FF" w:usb2="02000000" w:usb3="00000000" w:csb0="0000019F" w:csb1="00000000"/>
+  </w:font>
+</w:fonts>
+</file>
+
+<file path=./word/footnotes.xml><?xml version="1.0" encoding="utf-8"?>
 <w:footnotes xmlns:wpc="http://schemas.microsoft.com/office/word/2010/wordprocessingCanvas" xmlns:cx="http://schemas.microsoft.com/office/drawing/2014/chartex" xmlns:cx1="http://schemas.microsoft.com/office/drawing/2015/9/8/chartex" xmlns:cx2="http://schemas.microsoft.com/office/drawing/2015/10/21/chartex" xmlns:cx3="http://schemas.microsoft.com/office/drawing/2016/5/9/chartex" xmlns:cx4="http://schemas.microsoft.com/office/drawing/2016/5/10/chartex" xmlns:cx5="http://schemas.microsoft.com/office/drawing/2016/5/11/chartex" xmlns:cx6="http://schemas.microsoft.com/office/drawing/2016/5/12/chartex" xmlns:cx7="http://schemas.microsoft.com/office/drawing/2016/5/13/chartex" xmlns:cx8="http://schemas.microsoft.com/office/drawing/2016/5/14/chartex" xmlns:mc="http://schemas.openxmlformats.org/markup-compatibility/2006" xmlns:aink="http://schemas.microsoft.com/office/drawing/2016/ink" xmlns:am3d="http://schemas.microsoft.com/office/drawing/2017/model3d" xmlns:o="urn:schemas-microsoft-com:office:office" xmlns:oel="http://schemas.microsoft.com/office/2019/extlst" xmlns:r="http://schemas.openxmlformats.org/officeDocument/2006/relationships" xmlns:m="http://schemas.openxmlformats.org/officeDocument/2006/math" xmlns:v="urn:schemas-microsoft-com:vml" xmlns:wp14="http://schemas.microsoft.com/office/word/2010/wordprocessingDrawing" xmlns:wp="http://schemas.openxmlformats.org/drawingml/2006/wordprocessingDrawing" xmlns:w10="urn:schemas-microsoft-com:office:word" xmlns:w="http://schemas.openxmlformats.org/wordprocessingml/2006/main" xmlns:w14="http://schemas.microsoft.com/office/word/2010/wordml" xmlns:w15="http://schemas.microsoft.com/office/word/2012/wordml" xmlns:w16cex="http://schemas.microsoft.com/office/word/2018/wordml/cex" xmlns:w16="http://schemas.microsoft.com/office/word/2018/wordml" xmlns:w16du="http://schemas.microsoft.com/office/word/2023/wordml/word16du" xmlns:w16sdtdh="http://schemas.microsoft.com/office/word/2020/wordml/sdtdatahash" xmlns:w16se="http://schemas.microsoft.com/office/word/2015/wordml/symex" xmlns:wpg="http://schemas.microsoft.com/office/word/2010/wordprocessingGroup" xmlns:wpi="http://schemas.microsoft.com/office/word/2010/wordprocessingInk" xmlns:wne="http://schemas.microsoft.com/office/word/2006/wordml" xmlns:wps="http://schemas.microsoft.com/office/word/2010/wordprocessingShape">
   <w:footnote w:type="separator" w:id="-1">
     <w:p>
@@ -3701,7 +3812,7 @@
 </w:footnotes>
 </file>
 
-<file path=word/numbering.xml><?xml version="1.0" encoding="utf-8"?>
+<file path=./word/numbering.xml><?xml version="1.0" encoding="utf-8"?>
 <w:numbering xmlns:wpc="http://schemas.microsoft.com/office/word/2010/wordprocessingCanvas" xmlns:cx="http://schemas.microsoft.com/office/drawing/2014/chartex" xmlns:cx1="http://schemas.microsoft.com/office/drawing/2015/9/8/chartex" xmlns:cx2="http://schemas.microsoft.com/office/drawing/2015/10/21/chartex" xmlns:cx3="http://schemas.microsoft.com/office/drawing/2016/5/9/chartex" xmlns:cx4="http://schemas.microsoft.com/office/drawing/2016/5/10/chartex" xmlns:cx5="http://schemas.microsoft.com/office/drawing/2016/5/11/chartex" xmlns:cx6="http://schemas.microsoft.com/office/drawing/2016/5/12/chartex" xmlns:cx7="http://schemas.microsoft.com/office/drawing/2016/5/13/chartex" xmlns:cx8="http://schemas.microsoft.com/office/drawing/2016/5/14/chartex" xmlns:mc="http://schemas.openxmlformats.org/markup-compatibility/2006" xmlns:aink="http://schemas.microsoft.com/office/drawing/2016/ink" xmlns:am3d="http://schemas.microsoft.com/office/drawing/2017/model3d" xmlns:o="urn:schemas-microsoft-com:office:office" xmlns:oel="http://schemas.microsoft.com/office/2019/extlst" xmlns:r="http://schemas.openxmlformats.org/officeDocument/2006/relationships" xmlns:m="http://schemas.openxmlformats.org/officeDocument/2006/math" xmlns:v="urn:schemas-microsoft-com:vml" xmlns:wp14="http://schemas.microsoft.com/office/word/2010/wordprocessingDrawing" xmlns:wp="http://schemas.openxmlformats.org/drawingml/2006/wordprocessingDrawing" xmlns:w10="urn:schemas-microsoft-com:office:word" xmlns:w="http://schemas.openxmlformats.org/wordprocessingml/2006/main" xmlns:w14="http://schemas.microsoft.com/office/word/2010/wordml" xmlns:w15="http://schemas.microsoft.com/office/word/2012/wordml" xmlns:w16cex="http://schemas.microsoft.com/office/word/2018/wordml/cex" xmlns:w16="http://schemas.microsoft.com/office/word/2018/wordml" xmlns:w16du="http://schemas.microsoft.com/office/word/2023/wordml/word16du" xmlns:w16sdtdh="http://schemas.microsoft.com/office/word/2020/wordml/sdtdatahash" xmlns:w16se="http://schemas.microsoft.com/office/word/2015/wordml/symex" xmlns:wpg="http://schemas.microsoft.com/office/word/2010/wordprocessingGroup" xmlns:wpi="http://schemas.microsoft.com/office/word/2010/wordprocessingInk" xmlns:wne="http://schemas.microsoft.com/office/word/2006/wordml" xmlns:wps="http://schemas.microsoft.com/office/word/2010/wordprocessingShape">
   <w:abstractNum w:abstractNumId="0">
     <w:nsid w:val="060F1E4B"/>
@@ -3887,7 +3998,242 @@
 </w:numbering>
 </file>
 
-<file path=word/styles.xml><?xml version="1.0" encoding="utf-8"?>
+<file path=./word/settings.xml><?xml version="1.0" encoding="utf-8"?>
+<w:settings xmlns:mc="http://schemas.openxmlformats.org/markup-compatibility/2006" xmlns:o="urn:schemas-microsoft-com:office:office" xmlns:r="http://schemas.openxmlformats.org/officeDocument/2006/relationships" xmlns:m="http://schemas.openxmlformats.org/officeDocument/2006/math" xmlns:v="urn:schemas-microsoft-com:vml" xmlns:w10="urn:schemas-microsoft-com:office:word" xmlns:w="http://schemas.openxmlformats.org/wordprocessingml/2006/main" xmlns:w14="http://schemas.microsoft.com/office/word/2010/wordml" xmlns:w15="http://schemas.microsoft.com/office/word/2012/wordml" xmlns:w16cex="http://schemas.microsoft.com/office/word/2018/wordml/cex" xmlns:w16="http://schemas.microsoft.com/office/word/2018/wordml" xmlns:w16du="http://schemas.microsoft.com/office/word/2023/wordml/word16du" xmlns:w16sdtdh="http://schemas.microsoft.com/office/word/2020/wordml/sdtdatahash" xmlns:w16se="http://schemas.microsoft.com/office/word/2015/wordml/symex" xmlns:sl="http://schemas.openxmlformats.org/schemaLibrary/2006/main">
+  <w:zoom w:percent="100"/>
+  <w:defaultTabStop w:val="720"/>
+  <w:characterSpacingControl w:val="doNotCompress"/>
+  <w:compat>
+    <w:compatSetting w:name="compatibilityMode" w:uri="http://schemas.microsoft.com/office/word" w:val="15"/>
+    <w:compatSetting w:name="overrideTableStyleFontSizeAndJustification" w:uri="http://schemas.microsoft.com/office/word" w:val="1"/>
+    <w:compatSetting w:name="enableOpenTypeFeatures" w:uri="http://schemas.microsoft.com/office/word" w:val="1"/>
+    <w:compatSetting w:name="doNotFlipMirrorIndents" w:uri="http://schemas.microsoft.com/office/word" w:val="1"/>
+    <w:compatSetting w:name="differentiateMultirowTableHeaders" w:uri="http://schemas.microsoft.com/office/word" w:val="1"/>
+    <w:compatSetting w:name="useWord2013TrackBottomHyphenation" w:uri="http://schemas.microsoft.com/office/word" w:val="0"/>
+  </w:compat>
+  <w:rsids>
+    <w:rsidRoot w:val="0016722D"/>
+    <w:rsid w:val="00002997"/>
+    <w:rsid w:val="000045B2"/>
+    <w:rsid w:val="00004D37"/>
+    <w:rsid w:val="0000659A"/>
+    <w:rsid w:val="00010AB1"/>
+    <w:rsid w:val="000131F8"/>
+    <w:rsid w:val="00016241"/>
+    <w:rsid w:val="00020FD5"/>
+    <w:rsid w:val="00023ED9"/>
+    <w:rsid w:val="000305DC"/>
+    <w:rsid w:val="00040343"/>
+    <w:rsid w:val="00054048"/>
+    <w:rsid w:val="00067444"/>
+    <w:rsid w:val="00073EB8"/>
+    <w:rsid w:val="000B176F"/>
+    <w:rsid w:val="000B3F00"/>
+    <w:rsid w:val="000B7FCC"/>
+    <w:rsid w:val="000D3219"/>
+    <w:rsid w:val="001172E4"/>
+    <w:rsid w:val="001275BD"/>
+    <w:rsid w:val="00164ACC"/>
+    <w:rsid w:val="0016722D"/>
+    <w:rsid w:val="00172CC0"/>
+    <w:rsid w:val="00174353"/>
+    <w:rsid w:val="001A503D"/>
+    <w:rsid w:val="001C43B5"/>
+    <w:rsid w:val="001D79F2"/>
+    <w:rsid w:val="001E0B35"/>
+    <w:rsid w:val="0020594B"/>
+    <w:rsid w:val="00262753"/>
+    <w:rsid w:val="00266C3F"/>
+    <w:rsid w:val="0027421F"/>
+    <w:rsid w:val="0029049B"/>
+    <w:rsid w:val="002A0535"/>
+    <w:rsid w:val="002A66EA"/>
+    <w:rsid w:val="002B0F54"/>
+    <w:rsid w:val="002C5137"/>
+    <w:rsid w:val="002D6747"/>
+    <w:rsid w:val="002E2B4D"/>
+    <w:rsid w:val="002F0253"/>
+    <w:rsid w:val="0031515C"/>
+    <w:rsid w:val="00315560"/>
+    <w:rsid w:val="003200A6"/>
+    <w:rsid w:val="00321DB5"/>
+    <w:rsid w:val="00345976"/>
+    <w:rsid w:val="00347CFC"/>
+    <w:rsid w:val="00355B58"/>
+    <w:rsid w:val="00375701"/>
+    <w:rsid w:val="00377D35"/>
+    <w:rsid w:val="0039789A"/>
+    <w:rsid w:val="003B0752"/>
+    <w:rsid w:val="003B0F5F"/>
+    <w:rsid w:val="003B495B"/>
+    <w:rsid w:val="003C0D15"/>
+    <w:rsid w:val="003D01C7"/>
+    <w:rsid w:val="003D1FF2"/>
+    <w:rsid w:val="003F3A85"/>
+    <w:rsid w:val="003F6F28"/>
+    <w:rsid w:val="004069F8"/>
+    <w:rsid w:val="00413B06"/>
+    <w:rsid w:val="00426102"/>
+    <w:rsid w:val="00434D63"/>
+    <w:rsid w:val="00460CAE"/>
+    <w:rsid w:val="004F2504"/>
+    <w:rsid w:val="00507030"/>
+    <w:rsid w:val="00516C92"/>
+    <w:rsid w:val="00521AC0"/>
+    <w:rsid w:val="0052724A"/>
+    <w:rsid w:val="00527E54"/>
+    <w:rsid w:val="00531DAB"/>
+    <w:rsid w:val="005474EA"/>
+    <w:rsid w:val="005573DD"/>
+    <w:rsid w:val="00562629"/>
+    <w:rsid w:val="00564015"/>
+    <w:rsid w:val="00565E0A"/>
+    <w:rsid w:val="00572721"/>
+    <w:rsid w:val="0057788A"/>
+    <w:rsid w:val="00583B06"/>
+    <w:rsid w:val="005923C6"/>
+    <w:rsid w:val="00593555"/>
+    <w:rsid w:val="005977E7"/>
+    <w:rsid w:val="005F3CD9"/>
+    <w:rsid w:val="00603F30"/>
+    <w:rsid w:val="006176AD"/>
+    <w:rsid w:val="006341CF"/>
+    <w:rsid w:val="00651ADB"/>
+    <w:rsid w:val="0066159F"/>
+    <w:rsid w:val="00676F46"/>
+    <w:rsid w:val="006A358C"/>
+    <w:rsid w:val="006A570A"/>
+    <w:rsid w:val="006B5157"/>
+    <w:rsid w:val="006B6408"/>
+    <w:rsid w:val="006C591C"/>
+    <w:rsid w:val="00706240"/>
+    <w:rsid w:val="0070673D"/>
+    <w:rsid w:val="00712066"/>
+    <w:rsid w:val="00714C99"/>
+    <w:rsid w:val="007241FE"/>
+    <w:rsid w:val="0072597F"/>
+    <w:rsid w:val="0074172A"/>
+    <w:rsid w:val="00745499"/>
+    <w:rsid w:val="00767F62"/>
+    <w:rsid w:val="0078116F"/>
+    <w:rsid w:val="00785A6F"/>
+    <w:rsid w:val="0079117E"/>
+    <w:rsid w:val="007A61C8"/>
+    <w:rsid w:val="007B05EB"/>
+    <w:rsid w:val="007B363D"/>
+    <w:rsid w:val="007F70E6"/>
+    <w:rsid w:val="00823217"/>
+    <w:rsid w:val="008264E7"/>
+    <w:rsid w:val="0083187A"/>
+    <w:rsid w:val="0083435F"/>
+    <w:rsid w:val="008430CF"/>
+    <w:rsid w:val="008642CD"/>
+    <w:rsid w:val="008965F4"/>
+    <w:rsid w:val="008D3E47"/>
+    <w:rsid w:val="008F6AC4"/>
+    <w:rsid w:val="00911CD1"/>
+    <w:rsid w:val="00911F3F"/>
+    <w:rsid w:val="00921999"/>
+    <w:rsid w:val="009316CB"/>
+    <w:rsid w:val="00932CFF"/>
+    <w:rsid w:val="00961652"/>
+    <w:rsid w:val="00990A11"/>
+    <w:rsid w:val="00997D1F"/>
+    <w:rsid w:val="009B6D88"/>
+    <w:rsid w:val="009B73BA"/>
+    <w:rsid w:val="009C3F65"/>
+    <w:rsid w:val="009E5F0E"/>
+    <w:rsid w:val="009F5E2F"/>
+    <w:rsid w:val="009F6FC2"/>
+    <w:rsid w:val="00A034E4"/>
+    <w:rsid w:val="00A079FD"/>
+    <w:rsid w:val="00A22E54"/>
+    <w:rsid w:val="00A23D06"/>
+    <w:rsid w:val="00A51860"/>
+    <w:rsid w:val="00A73653"/>
+    <w:rsid w:val="00A74070"/>
+    <w:rsid w:val="00A7584C"/>
+    <w:rsid w:val="00A8259B"/>
+    <w:rsid w:val="00A851B1"/>
+    <w:rsid w:val="00AA4356"/>
+    <w:rsid w:val="00AB1034"/>
+    <w:rsid w:val="00AB168A"/>
+    <w:rsid w:val="00AE6FD1"/>
+    <w:rsid w:val="00B11C61"/>
+    <w:rsid w:val="00B34E4E"/>
+    <w:rsid w:val="00B470AE"/>
+    <w:rsid w:val="00B51B61"/>
+    <w:rsid w:val="00B52B80"/>
+    <w:rsid w:val="00B82296"/>
+    <w:rsid w:val="00C111AD"/>
+    <w:rsid w:val="00C269DA"/>
+    <w:rsid w:val="00C32DA6"/>
+    <w:rsid w:val="00C5074F"/>
+    <w:rsid w:val="00C56176"/>
+    <w:rsid w:val="00C561F5"/>
+    <w:rsid w:val="00C66745"/>
+    <w:rsid w:val="00C97B39"/>
+    <w:rsid w:val="00CB1D85"/>
+    <w:rsid w:val="00CD3EB1"/>
+    <w:rsid w:val="00CF2C29"/>
+    <w:rsid w:val="00D05F5F"/>
+    <w:rsid w:val="00D067A5"/>
+    <w:rsid w:val="00D103EC"/>
+    <w:rsid w:val="00D1111E"/>
+    <w:rsid w:val="00D14546"/>
+    <w:rsid w:val="00D31659"/>
+    <w:rsid w:val="00D934FF"/>
+    <w:rsid w:val="00DC4491"/>
+    <w:rsid w:val="00DD4A73"/>
+    <w:rsid w:val="00DF534B"/>
+    <w:rsid w:val="00E42764"/>
+    <w:rsid w:val="00E43594"/>
+    <w:rsid w:val="00E83F38"/>
+    <w:rsid w:val="00EA21C5"/>
+    <w:rsid w:val="00EA3D9A"/>
+    <w:rsid w:val="00EC55E5"/>
+    <w:rsid w:val="00EC7C4F"/>
+    <w:rsid w:val="00EF04CF"/>
+    <w:rsid w:val="00EF3F7E"/>
+    <w:rsid w:val="00EF5F66"/>
+    <w:rsid w:val="00F11707"/>
+    <w:rsid w:val="00F416AB"/>
+    <w:rsid w:val="00F75CF1"/>
+    <w:rsid w:val="00F9027E"/>
+    <w:rsid w:val="00F92826"/>
+    <w:rsid w:val="00F95E7F"/>
+    <w:rsid w:val="00FC15E3"/>
+    <w:rsid w:val="00FF5967"/>
+  </w:rsids>
+  <m:mathPr>
+    <m:mathFont m:val="Cambria Math"/>
+    <m:brkBin m:val="before"/>
+    <m:brkBinSub m:val="--"/>
+    <m:smallFrac m:val="0"/>
+    <m:dispDef/>
+    <m:lMargin m:val="0"/>
+    <m:rMargin m:val="0"/>
+    <m:defJc m:val="centerGroup"/>
+    <m:wrapIndent m:val="1440"/>
+    <m:intLim m:val="subSup"/>
+    <m:naryLim m:val="undOvr"/>
+  </m:mathPr>
+  <w:themeFontLang w:val="en-US"/>
+  <w:clrSchemeMapping w:bg1="light1" w:t1="dark1" w:bg2="light2" w:t2="dark2" w:accent1="accent1" w:accent2="accent2" w:accent3="accent3" w:accent4="accent4" w:accent5="accent5" w:accent6="accent6" w:hyperlink="hyperlink" w:followedHyperlink="followedHyperlink"/>
+  <w:shapeDefaults>
+    <o:shapedefaults v:ext="edit" spidmax="1026"/>
+    <o:shapelayout v:ext="edit">
+      <o:idmap v:ext="edit" data="1"/>
+    </o:shapelayout>
+  </w:shapeDefaults>
+  <w:decimalSymbol w:val="."/>
+  <w:listSeparator w:val=","/>
+  <w14:docId w14:val="7AEE2F1D"/>
+  <w15:docId w15:val="{D44A2390-CF5B-49C0-836C-C012F1EE808B}"/>
+</w:settings>
+</file>
+
+<file path=./word/styles.xml><?xml version="1.0" encoding="utf-8"?>
 <w:styles xmlns:mc="http://schemas.openxmlformats.org/markup-compatibility/2006" xmlns:r="http://schemas.openxmlformats.org/officeDocument/2006/relationships" xmlns:w="http://schemas.openxmlformats.org/wordprocessingml/2006/main" xmlns:w14="http://schemas.microsoft.com/office/word/2010/wordml" xmlns:w15="http://schemas.microsoft.com/office/word/2012/wordml" xmlns:w16cex="http://schemas.microsoft.com/office/word/2018/wordml/cex" xmlns:w16="http://schemas.microsoft.com/office/word/2018/wordml" xmlns:w16du="http://schemas.microsoft.com/office/word/2023/wordml/word16du" xmlns:w16sdtdh="http://schemas.microsoft.com/office/word/2020/wordml/sdtdatahash" xmlns:w16se="http://schemas.microsoft.com/office/word/2015/wordml/symex">
   <w:docDefaults>
     <w:rPrDefault>
@@ -4437,7 +4783,7 @@
 </w:styles>
 </file>
 
-<file path=word/theme/theme1.xml><?xml version="1.0" encoding="utf-8"?>
+<file path=./word/theme/theme1.xml><?xml version="1.0" encoding="utf-8"?>
 <a:theme xmlns:a="http://schemas.openxmlformats.org/drawingml/2006/main" name="Office Theme">
   <a:themeElements>
     <a:clrScheme name="Office">
@@ -4722,14 +5068,350 @@
 </a:theme>
 </file>
 
-<file path=customXml/item1.xml><?xml version="1.0" encoding="utf-8"?>
-<b:Sources xmlns:b="http://schemas.openxmlformats.org/officeDocument/2006/bibliography" xmlns="http://schemas.openxmlformats.org/officeDocument/2006/bibliography" SelectedStyle="\APA.XSL" StyleName="APA"/>
-</file>
-
-<file path=customXml/itemProps1.xml><?xml version="1.0" encoding="utf-8"?>
-<ds:datastoreItem xmlns:ds="http://schemas.openxmlformats.org/officeDocument/2006/customXml" ds:itemID="{5E627016-C734-4BC5-957B-B4030318AB0B}">
-  <ds:schemaRefs>
-    <ds:schemaRef ds:uri="http://schemas.openxmlformats.org/officeDocument/2006/bibliography"/>
-  </ds:schemaRefs>
-</ds:datastoreItem>
+<file path=./word/webSettings.xml><?xml version="1.0" encoding="utf-8"?>
+<w:webSettings xmlns:mc="http://schemas.openxmlformats.org/markup-compatibility/2006" xmlns:r="http://schemas.openxmlformats.org/officeDocument/2006/relationships" xmlns:w="http://schemas.openxmlformats.org/wordprocessingml/2006/main" xmlns:w14="http://schemas.microsoft.com/office/word/2010/wordml" xmlns:w15="http://schemas.microsoft.com/office/word/2012/wordml" xmlns:w16cex="http://schemas.microsoft.com/office/word/2018/wordml/cex" xmlns:w16="http://schemas.microsoft.com/office/word/2018/wordml" xmlns:w16du="http://schemas.microsoft.com/office/word/2023/wordml/word16du" xmlns:w16sdtdh="http://schemas.microsoft.com/office/word/2020/wordml/sdtdatahash" xmlns:w16se="http://schemas.microsoft.com/office/word/2015/wordml/symex">
+  <w:divs>
+    <w:div w:id="84570536">
+      <w:bodyDiv w:val="1"/>
+      <w:marLeft w:val="0"/>
+      <w:marRight w:val="0"/>
+      <w:marTop w:val="0"/>
+      <w:marBottom w:val="0"/>
+      <w:divBdr>
+        <w:top w:val="none" w:sz="0" w:space="0" w:color="auto"/>
+        <w:left w:val="none" w:sz="0" w:space="0" w:color="auto"/>
+        <w:bottom w:val="none" w:sz="0" w:space="0" w:color="auto"/>
+        <w:right w:val="none" w:sz="0" w:space="0" w:color="auto"/>
+      </w:divBdr>
+    </w:div>
+    <w:div w:id="299503240">
+      <w:bodyDiv w:val="1"/>
+      <w:marLeft w:val="0"/>
+      <w:marRight w:val="0"/>
+      <w:marTop w:val="0"/>
+      <w:marBottom w:val="0"/>
+      <w:divBdr>
+        <w:top w:val="none" w:sz="0" w:space="0" w:color="auto"/>
+        <w:left w:val="none" w:sz="0" w:space="0" w:color="auto"/>
+        <w:bottom w:val="none" w:sz="0" w:space="0" w:color="auto"/>
+        <w:right w:val="none" w:sz="0" w:space="0" w:color="auto"/>
+      </w:divBdr>
+    </w:div>
+    <w:div w:id="341707613">
+      <w:bodyDiv w:val="1"/>
+      <w:marLeft w:val="0"/>
+      <w:marRight w:val="0"/>
+      <w:marTop w:val="0"/>
+      <w:marBottom w:val="0"/>
+      <w:divBdr>
+        <w:top w:val="none" w:sz="0" w:space="0" w:color="auto"/>
+        <w:left w:val="none" w:sz="0" w:space="0" w:color="auto"/>
+        <w:bottom w:val="none" w:sz="0" w:space="0" w:color="auto"/>
+        <w:right w:val="none" w:sz="0" w:space="0" w:color="auto"/>
+      </w:divBdr>
+    </w:div>
+    <w:div w:id="457796465">
+      <w:bodyDiv w:val="1"/>
+      <w:marLeft w:val="0"/>
+      <w:marRight w:val="0"/>
+      <w:marTop w:val="0"/>
+      <w:marBottom w:val="0"/>
+      <w:divBdr>
+        <w:top w:val="none" w:sz="0" w:space="0" w:color="auto"/>
+        <w:left w:val="none" w:sz="0" w:space="0" w:color="auto"/>
+        <w:bottom w:val="none" w:sz="0" w:space="0" w:color="auto"/>
+        <w:right w:val="none" w:sz="0" w:space="0" w:color="auto"/>
+      </w:divBdr>
+    </w:div>
+    <w:div w:id="520584859">
+      <w:bodyDiv w:val="1"/>
+      <w:marLeft w:val="0"/>
+      <w:marRight w:val="0"/>
+      <w:marTop w:val="0"/>
+      <w:marBottom w:val="0"/>
+      <w:divBdr>
+        <w:top w:val="none" w:sz="0" w:space="0" w:color="auto"/>
+        <w:left w:val="none" w:sz="0" w:space="0" w:color="auto"/>
+        <w:bottom w:val="none" w:sz="0" w:space="0" w:color="auto"/>
+        <w:right w:val="none" w:sz="0" w:space="0" w:color="auto"/>
+      </w:divBdr>
+    </w:div>
+    <w:div w:id="616644826">
+      <w:bodyDiv w:val="1"/>
+      <w:marLeft w:val="0"/>
+      <w:marRight w:val="0"/>
+      <w:marTop w:val="0"/>
+      <w:marBottom w:val="0"/>
+      <w:divBdr>
+        <w:top w:val="none" w:sz="0" w:space="0" w:color="auto"/>
+        <w:left w:val="none" w:sz="0" w:space="0" w:color="auto"/>
+        <w:bottom w:val="none" w:sz="0" w:space="0" w:color="auto"/>
+        <w:right w:val="none" w:sz="0" w:space="0" w:color="auto"/>
+      </w:divBdr>
+    </w:div>
+    <w:div w:id="715937369">
+      <w:bodyDiv w:val="1"/>
+      <w:marLeft w:val="0"/>
+      <w:marRight w:val="0"/>
+      <w:marTop w:val="0"/>
+      <w:marBottom w:val="0"/>
+      <w:divBdr>
+        <w:top w:val="none" w:sz="0" w:space="0" w:color="auto"/>
+        <w:left w:val="none" w:sz="0" w:space="0" w:color="auto"/>
+        <w:bottom w:val="none" w:sz="0" w:space="0" w:color="auto"/>
+        <w:right w:val="none" w:sz="0" w:space="0" w:color="auto"/>
+      </w:divBdr>
+    </w:div>
+    <w:div w:id="740565748">
+      <w:bodyDiv w:val="1"/>
+      <w:marLeft w:val="0"/>
+      <w:marRight w:val="0"/>
+      <w:marTop w:val="0"/>
+      <w:marBottom w:val="0"/>
+      <w:divBdr>
+        <w:top w:val="none" w:sz="0" w:space="0" w:color="auto"/>
+        <w:left w:val="none" w:sz="0" w:space="0" w:color="auto"/>
+        <w:bottom w:val="none" w:sz="0" w:space="0" w:color="auto"/>
+        <w:right w:val="none" w:sz="0" w:space="0" w:color="auto"/>
+      </w:divBdr>
+    </w:div>
+    <w:div w:id="747993967">
+      <w:bodyDiv w:val="1"/>
+      <w:marLeft w:val="0"/>
+      <w:marRight w:val="0"/>
+      <w:marTop w:val="0"/>
+      <w:marBottom w:val="0"/>
+      <w:divBdr>
+        <w:top w:val="none" w:sz="0" w:space="0" w:color="auto"/>
+        <w:left w:val="none" w:sz="0" w:space="0" w:color="auto"/>
+        <w:bottom w:val="none" w:sz="0" w:space="0" w:color="auto"/>
+        <w:right w:val="none" w:sz="0" w:space="0" w:color="auto"/>
+      </w:divBdr>
+    </w:div>
+    <w:div w:id="770048055">
+      <w:bodyDiv w:val="1"/>
+      <w:marLeft w:val="0"/>
+      <w:marRight w:val="0"/>
+      <w:marTop w:val="0"/>
+      <w:marBottom w:val="0"/>
+      <w:divBdr>
+        <w:top w:val="none" w:sz="0" w:space="0" w:color="auto"/>
+        <w:left w:val="none" w:sz="0" w:space="0" w:color="auto"/>
+        <w:bottom w:val="none" w:sz="0" w:space="0" w:color="auto"/>
+        <w:right w:val="none" w:sz="0" w:space="0" w:color="auto"/>
+      </w:divBdr>
+    </w:div>
+    <w:div w:id="779301832">
+      <w:bodyDiv w:val="1"/>
+      <w:marLeft w:val="0"/>
+      <w:marRight w:val="0"/>
+      <w:marTop w:val="0"/>
+      <w:marBottom w:val="0"/>
+      <w:divBdr>
+        <w:top w:val="none" w:sz="0" w:space="0" w:color="auto"/>
+        <w:left w:val="none" w:sz="0" w:space="0" w:color="auto"/>
+        <w:bottom w:val="none" w:sz="0" w:space="0" w:color="auto"/>
+        <w:right w:val="none" w:sz="0" w:space="0" w:color="auto"/>
+      </w:divBdr>
+    </w:div>
+    <w:div w:id="949706446">
+      <w:bodyDiv w:val="1"/>
+      <w:marLeft w:val="0"/>
+      <w:marRight w:val="0"/>
+      <w:marTop w:val="0"/>
+      <w:marBottom w:val="0"/>
+      <w:divBdr>
+        <w:top w:val="none" w:sz="0" w:space="0" w:color="auto"/>
+        <w:left w:val="none" w:sz="0" w:space="0" w:color="auto"/>
+        <w:bottom w:val="none" w:sz="0" w:space="0" w:color="auto"/>
+        <w:right w:val="none" w:sz="0" w:space="0" w:color="auto"/>
+      </w:divBdr>
+    </w:div>
+    <w:div w:id="1120954125">
+      <w:bodyDiv w:val="1"/>
+      <w:marLeft w:val="0"/>
+      <w:marRight w:val="0"/>
+      <w:marTop w:val="0"/>
+      <w:marBottom w:val="0"/>
+      <w:divBdr>
+        <w:top w:val="none" w:sz="0" w:space="0" w:color="auto"/>
+        <w:left w:val="none" w:sz="0" w:space="0" w:color="auto"/>
+        <w:bottom w:val="none" w:sz="0" w:space="0" w:color="auto"/>
+        <w:right w:val="none" w:sz="0" w:space="0" w:color="auto"/>
+      </w:divBdr>
+    </w:div>
+    <w:div w:id="1198197096">
+      <w:bodyDiv w:val="1"/>
+      <w:marLeft w:val="0"/>
+      <w:marRight w:val="0"/>
+      <w:marTop w:val="0"/>
+      <w:marBottom w:val="0"/>
+      <w:divBdr>
+        <w:top w:val="none" w:sz="0" w:space="0" w:color="auto"/>
+        <w:left w:val="none" w:sz="0" w:space="0" w:color="auto"/>
+        <w:bottom w:val="none" w:sz="0" w:space="0" w:color="auto"/>
+        <w:right w:val="none" w:sz="0" w:space="0" w:color="auto"/>
+      </w:divBdr>
+    </w:div>
+    <w:div w:id="1314484593">
+      <w:bodyDiv w:val="1"/>
+      <w:marLeft w:val="0"/>
+      <w:marRight w:val="0"/>
+      <w:marTop w:val="0"/>
+      <w:marBottom w:val="0"/>
+      <w:divBdr>
+        <w:top w:val="none" w:sz="0" w:space="0" w:color="auto"/>
+        <w:left w:val="none" w:sz="0" w:space="0" w:color="auto"/>
+        <w:bottom w:val="none" w:sz="0" w:space="0" w:color="auto"/>
+        <w:right w:val="none" w:sz="0" w:space="0" w:color="auto"/>
+      </w:divBdr>
+    </w:div>
+    <w:div w:id="1369336416">
+      <w:bodyDiv w:val="1"/>
+      <w:marLeft w:val="0"/>
+      <w:marRight w:val="0"/>
+      <w:marTop w:val="0"/>
+      <w:marBottom w:val="0"/>
+      <w:divBdr>
+        <w:top w:val="none" w:sz="0" w:space="0" w:color="auto"/>
+        <w:left w:val="none" w:sz="0" w:space="0" w:color="auto"/>
+        <w:bottom w:val="none" w:sz="0" w:space="0" w:color="auto"/>
+        <w:right w:val="none" w:sz="0" w:space="0" w:color="auto"/>
+      </w:divBdr>
+    </w:div>
+    <w:div w:id="1563297123">
+      <w:bodyDiv w:val="1"/>
+      <w:marLeft w:val="0"/>
+      <w:marRight w:val="0"/>
+      <w:marTop w:val="0"/>
+      <w:marBottom w:val="0"/>
+      <w:divBdr>
+        <w:top w:val="none" w:sz="0" w:space="0" w:color="auto"/>
+        <w:left w:val="none" w:sz="0" w:space="0" w:color="auto"/>
+        <w:bottom w:val="none" w:sz="0" w:space="0" w:color="auto"/>
+        <w:right w:val="none" w:sz="0" w:space="0" w:color="auto"/>
+      </w:divBdr>
+    </w:div>
+    <w:div w:id="1621036527">
+      <w:bodyDiv w:val="1"/>
+      <w:marLeft w:val="0"/>
+      <w:marRight w:val="0"/>
+      <w:marTop w:val="0"/>
+      <w:marBottom w:val="0"/>
+      <w:divBdr>
+        <w:top w:val="none" w:sz="0" w:space="0" w:color="auto"/>
+        <w:left w:val="none" w:sz="0" w:space="0" w:color="auto"/>
+        <w:bottom w:val="none" w:sz="0" w:space="0" w:color="auto"/>
+        <w:right w:val="none" w:sz="0" w:space="0" w:color="auto"/>
+      </w:divBdr>
+    </w:div>
+    <w:div w:id="1764186808">
+      <w:bodyDiv w:val="1"/>
+      <w:marLeft w:val="0"/>
+      <w:marRight w:val="0"/>
+      <w:marTop w:val="0"/>
+      <w:marBottom w:val="0"/>
+      <w:divBdr>
+        <w:top w:val="none" w:sz="0" w:space="0" w:color="auto"/>
+        <w:left w:val="none" w:sz="0" w:space="0" w:color="auto"/>
+        <w:bottom w:val="none" w:sz="0" w:space="0" w:color="auto"/>
+        <w:right w:val="none" w:sz="0" w:space="0" w:color="auto"/>
+      </w:divBdr>
+    </w:div>
+    <w:div w:id="1785274228">
+      <w:bodyDiv w:val="1"/>
+      <w:marLeft w:val="0"/>
+      <w:marRight w:val="0"/>
+      <w:marTop w:val="0"/>
+      <w:marBottom w:val="0"/>
+      <w:divBdr>
+        <w:top w:val="none" w:sz="0" w:space="0" w:color="auto"/>
+        <w:left w:val="none" w:sz="0" w:space="0" w:color="auto"/>
+        <w:bottom w:val="none" w:sz="0" w:space="0" w:color="auto"/>
+        <w:right w:val="none" w:sz="0" w:space="0" w:color="auto"/>
+      </w:divBdr>
+    </w:div>
+    <w:div w:id="1837577249">
+      <w:bodyDiv w:val="1"/>
+      <w:marLeft w:val="0"/>
+      <w:marRight w:val="0"/>
+      <w:marTop w:val="0"/>
+      <w:marBottom w:val="0"/>
+      <w:divBdr>
+        <w:top w:val="none" w:sz="0" w:space="0" w:color="auto"/>
+        <w:left w:val="none" w:sz="0" w:space="0" w:color="auto"/>
+        <w:bottom w:val="none" w:sz="0" w:space="0" w:color="auto"/>
+        <w:right w:val="none" w:sz="0" w:space="0" w:color="auto"/>
+      </w:divBdr>
+    </w:div>
+    <w:div w:id="1851136916">
+      <w:bodyDiv w:val="1"/>
+      <w:marLeft w:val="0"/>
+      <w:marRight w:val="0"/>
+      <w:marTop w:val="0"/>
+      <w:marBottom w:val="0"/>
+      <w:divBdr>
+        <w:top w:val="none" w:sz="0" w:space="0" w:color="auto"/>
+        <w:left w:val="none" w:sz="0" w:space="0" w:color="auto"/>
+        <w:bottom w:val="none" w:sz="0" w:space="0" w:color="auto"/>
+        <w:right w:val="none" w:sz="0" w:space="0" w:color="auto"/>
+      </w:divBdr>
+    </w:div>
+    <w:div w:id="1854227259">
+      <w:bodyDiv w:val="1"/>
+      <w:marLeft w:val="0"/>
+      <w:marRight w:val="0"/>
+      <w:marTop w:val="0"/>
+      <w:marBottom w:val="0"/>
+      <w:divBdr>
+        <w:top w:val="none" w:sz="0" w:space="0" w:color="auto"/>
+        <w:left w:val="none" w:sz="0" w:space="0" w:color="auto"/>
+        <w:bottom w:val="none" w:sz="0" w:space="0" w:color="auto"/>
+        <w:right w:val="none" w:sz="0" w:space="0" w:color="auto"/>
+      </w:divBdr>
+    </w:div>
+    <w:div w:id="1856338097">
+      <w:bodyDiv w:val="1"/>
+      <w:marLeft w:val="0"/>
+      <w:marRight w:val="0"/>
+      <w:marTop w:val="0"/>
+      <w:marBottom w:val="0"/>
+      <w:divBdr>
+        <w:top w:val="none" w:sz="0" w:space="0" w:color="auto"/>
+        <w:left w:val="none" w:sz="0" w:space="0" w:color="auto"/>
+        <w:bottom w:val="none" w:sz="0" w:space="0" w:color="auto"/>
+        <w:right w:val="none" w:sz="0" w:space="0" w:color="auto"/>
+      </w:divBdr>
+    </w:div>
+    <w:div w:id="1996059927">
+      <w:bodyDiv w:val="1"/>
+      <w:marLeft w:val="0"/>
+      <w:marRight w:val="0"/>
+      <w:marTop w:val="0"/>
+      <w:marBottom w:val="0"/>
+      <w:divBdr>
+        <w:top w:val="none" w:sz="0" w:space="0" w:color="auto"/>
+        <w:left w:val="none" w:sz="0" w:space="0" w:color="auto"/>
+        <w:bottom w:val="none" w:sz="0" w:space="0" w:color="auto"/>
+        <w:right w:val="none" w:sz="0" w:space="0" w:color="auto"/>
+      </w:divBdr>
+    </w:div>
+    <w:div w:id="2136871885">
+      <w:bodyDiv w:val="1"/>
+      <w:marLeft w:val="0"/>
+      <w:marRight w:val="0"/>
+      <w:marTop w:val="0"/>
+      <w:marBottom w:val="0"/>
+      <w:divBdr>
+        <w:top w:val="none" w:sz="0" w:space="0" w:color="auto"/>
+        <w:left w:val="none" w:sz="0" w:space="0" w:color="auto"/>
+        <w:bottom w:val="none" w:sz="0" w:space="0" w:color="auto"/>
+        <w:right w:val="none" w:sz="0" w:space="0" w:color="auto"/>
+      </w:divBdr>
+    </w:div>
+  </w:divs>
+  <w:optimizeForBrowser/>
+  <w:relyOnVML/>
+  <w:allowPNG/>
+</w:webSettings>
 </file>
--- a/skills/phong-cntt/assets/bien-ban-giao-nhan-tscd-ccdc.docx
+++ b/skills/phong-cntt/assets/bien-ban-giao-nhan-tscd-ccdc.docx
@@ -1,87 +1,5 @@
 
-<file path=./[Content_Types].xml><?xml version="1.0" encoding="utf-8"?>
-<Types xmlns="http://schemas.openxmlformats.org/package/2006/content-types">
-  <Default Extension="rels" ContentType="application/vnd.openxmlformats-package.relationships+xml"/>
-  <Default Extension="xml" ContentType="application/xml"/>
-  <Override PartName="/word/document.xml" ContentType="application/vnd.openxmlformats-officedocument.wordprocessingml.document.main+xml"/>
-  <Override PartName="/customXml/itemProps1.xml" ContentType="application/vnd.openxmlformats-officedocument.customXmlProperties+xml"/>
-  <Override PartName="/word/numbering.xml" ContentType="application/vnd.openxmlformats-officedocument.wordprocessingml.numbering+xml"/>
-  <Override PartName="/word/styles.xml" ContentType="application/vnd.openxmlformats-officedocument.wordprocessingml.styles+xml"/>
-  <Override PartName="/word/settings.xml" ContentType="application/vnd.openxmlformats-officedocument.wordprocessingml.settings+xml"/>
-  <Override PartName="/word/webSettings.xml" ContentType="application/vnd.openxmlformats-officedocument.wordprocessingml.webSettings+xml"/>
-  <Override PartName="/word/footnotes.xml" ContentType="application/vnd.openxmlformats-officedocument.wordprocessingml.footnotes+xml"/>
-  <Override PartName="/word/endnotes.xml" ContentType="application/vnd.openxmlformats-officedocument.wordprocessingml.endnotes+xml"/>
-  <Override PartName="/word/fontTable.xml" ContentType="application/vnd.openxmlformats-officedocument.wordprocessingml.fontTable+xml"/>
-  <Override PartName="/word/theme/theme1.xml" ContentType="application/vnd.openxmlformats-officedocument.theme+xml"/>
-  <Override PartName="/docProps/core.xml" ContentType="application/vnd.openxmlformats-package.core-properties+xml"/>
-  <Override PartName="/docProps/app.xml" ContentType="application/vnd.openxmlformats-officedocument.extended-properties+xml"/>
-</Types>
-</file>
-
-<file path=./customXml/item1.xml><?xml version="1.0" encoding="utf-8"?>
-<b:Sources xmlns:b="http://schemas.openxmlformats.org/officeDocument/2006/bibliography" xmlns="http://schemas.openxmlformats.org/officeDocument/2006/bibliography" SelectedStyle="\APA.XSL" StyleName="APA"/>
-</file>
-
-<file path=./customXml/itemProps1.xml><?xml version="1.0" encoding="utf-8"?>
-<ds:datastoreItem xmlns:ds="http://schemas.openxmlformats.org/officeDocument/2006/customXml" ds:itemID="{5E627016-C734-4BC5-957B-B4030318AB0B}">
-  <ds:schemaRefs>
-    <ds:schemaRef ds:uri="http://schemas.openxmlformats.org/officeDocument/2006/bibliography"/>
-  </ds:schemaRefs>
-</ds:datastoreItem>
-</file>
-
-<file path=./docProps/app.xml><?xml version="1.0" encoding="utf-8"?>
-<Properties xmlns="http://schemas.openxmlformats.org/officeDocument/2006/extended-properties" xmlns:vt="http://schemas.openxmlformats.org/officeDocument/2006/docPropsVTypes">
-  <Template>Normal.dotm</Template>
-  <TotalTime>2</TotalTime>
-  <Pages>2</Pages>
-  <Words>334</Words>
-  <Characters>1908</Characters>
-  <Application>Microsoft Office Word</Application>
-  <DocSecurity>0</DocSecurity>
-  <Lines>15</Lines>
-  <Paragraphs>4</Paragraphs>
-  <ScaleCrop>false</ScaleCrop>
-  <HeadingPairs>
-    <vt:vector size="2" baseType="variant">
-      <vt:variant>
-        <vt:lpstr>Title</vt:lpstr>
-      </vt:variant>
-      <vt:variant>
-        <vt:i4>1</vt:i4>
-      </vt:variant>
-    </vt:vector>
-  </HeadingPairs>
-  <TitlesOfParts>
-    <vt:vector size="1" baseType="lpstr">
-      <vt:lpstr/>
-    </vt:vector>
-  </TitlesOfParts>
-  <Company>Microsoft</Company>
-  <LinksUpToDate>false</LinksUpToDate>
-  <CharactersWithSpaces>2238</CharactersWithSpaces>
-  <SharedDoc>false</SharedDoc>
-  <HyperlinksChanged>false</HyperlinksChanged>
-  <AppVersion>16.0000</AppVersion>
-</Properties>
-</file>
-
-<file path=./docProps/core.xml><?xml version="1.0" encoding="utf-8"?>
-<cp:coreProperties xmlns:cp="http://schemas.openxmlformats.org/package/2006/metadata/core-properties" xmlns:dc="http://purl.org/dc/elements/1.1/" xmlns:dcterms="http://purl.org/dc/terms/" xmlns:dcmitype="http://purl.org/dc/dcmitype/" xmlns:xsi="http://www.w3.org/2001/XMLSchema-instance">
-  <dc:title/>
-  <dc:subject/>
-  <dc:creator>Tien Ich May Tinh</dc:creator>
-  <cp:keywords/>
-  <dc:description/>
-  <cp:lastModifiedBy>Administrator</cp:lastModifiedBy>
-  <cp:revision>7</cp:revision>
-  <cp:lastPrinted>2026-04-14T08:00:00Z</cp:lastPrinted>
-  <dcterms:created xsi:type="dcterms:W3CDTF">2026-04-14T08:00:00Z</dcterms:created>
-  <dcterms:modified xsi:type="dcterms:W3CDTF">2026-06-26T07:45:00Z</dcterms:modified>
-</cp:coreProperties>
-</file>
-
-<file path=./word/document.xml><?xml version="1.0" encoding="utf-8"?>
+<file path=word/document.xml><?xml version="1.0" encoding="utf-8"?>
 <w:document xmlns:ns1="http://schemas.openxmlformats.org/markup-compatibility/2006" xmlns:ns2="http://schemas.microsoft.com/office/word/2010/wordml" xmlns:w="http://schemas.openxmlformats.org/wordprocessingml/2006/main">
   <w:body>
     <w:p ns2:paraId="6CCBC103" ns2:textId="487C65EA">
@@ -3745,7 +3663,7 @@
 </w:document>
 </file>
 
-<file path=./word/endnotes.xml><?xml version="1.0" encoding="utf-8"?>
+<file path=word/endnotes.xml><?xml version="1.0" encoding="utf-8"?>
 <w:endnotes xmlns:wpc="http://schemas.microsoft.com/office/word/2010/wordprocessingCanvas" xmlns:cx="http://schemas.microsoft.com/office/drawing/2014/chartex" xmlns:cx1="http://schemas.microsoft.com/office/drawing/2015/9/8/chartex" xmlns:cx2="http://schemas.microsoft.com/office/drawing/2015/10/21/chartex" xmlns:cx3="http://schemas.microsoft.com/office/drawing/2016/5/9/chartex" xmlns:cx4="http://schemas.microsoft.com/office/drawing/2016/5/10/chartex" xmlns:cx5="http://schemas.microsoft.com/office/drawing/2016/5/11/chartex" xmlns:cx6="http://schemas.microsoft.com/office/drawing/2016/5/12/chartex" xmlns:cx7="http://schemas.microsoft.com/office/drawing/2016/5/13/chartex" xmlns:cx8="http://schemas.microsoft.com/office/drawing/2016/5/14/chartex" xmlns:mc="http://schemas.openxmlformats.org/markup-compatibility/2006" xmlns:aink="http://schemas.microsoft.com/office/drawing/2016/ink" xmlns:am3d="http://schemas.microsoft.com/office/drawing/2017/model3d" xmlns:o="urn:schemas-microsoft-com:office:office" xmlns:oel="http://schemas.microsoft.com/office/2019/extlst" xmlns:r="http://schemas.openxmlformats.org/officeDocument/2006/relationships" xmlns:m="http://schemas.openxmlformats.org/officeDocument/2006/math" xmlns:v="urn:schemas-microsoft-com:vml" xmlns:wp14="http://schemas.microsoft.com/office/word/2010/wordprocessingDrawing" xmlns:wp="http://schemas.openxmlformats.org/drawingml/2006/wordprocessingDrawing" xmlns:w10="urn:schemas-microsoft-com:office:word" xmlns:w="http://schemas.openxmlformats.org/wordprocessingml/2006/main" xmlns:w14="http://schemas.microsoft.com/office/word/2010/wordml" xmlns:w15="http://schemas.microsoft.com/office/word/2012/wordml" xmlns:w16cex="http://schemas.microsoft.com/office/word/2018/wordml/cex" xmlns:w16="http://schemas.microsoft.com/office/word/2018/wordml" xmlns:w16du="http://schemas.microsoft.com/office/word/2023/wordml/word16du" xmlns:w16sdtdh="http://schemas.microsoft.com/office/word/2020/wordml/sdtdatahash" xmlns:w16se="http://schemas.microsoft.com/office/word/2015/wordml/symex" xmlns:wpg="http://schemas.microsoft.com/office/word/2010/wordprocessingGroup" xmlns:wpi="http://schemas.microsoft.com/office/word/2010/wordprocessingInk" xmlns:wne="http://schemas.microsoft.com/office/word/2006/wordml" xmlns:wps="http://schemas.microsoft.com/office/word/2010/wordprocessingShape">
   <w:endnote w:type="separator" w:id="-1">
     <w:p>
@@ -3764,36 +3682,7 @@
 </w:endnotes>
 </file>
 
-<file path=./word/fontTable.xml><?xml version="1.0" encoding="utf-8"?>
-<w:fonts xmlns:mc="http://schemas.openxmlformats.org/markup-compatibility/2006" xmlns:r="http://schemas.openxmlformats.org/officeDocument/2006/relationships" xmlns:w="http://schemas.openxmlformats.org/wordprocessingml/2006/main" xmlns:w14="http://schemas.microsoft.com/office/word/2010/wordml" xmlns:w15="http://schemas.microsoft.com/office/word/2012/wordml" xmlns:w16cex="http://schemas.microsoft.com/office/word/2018/wordml/cex" xmlns:w16="http://schemas.microsoft.com/office/word/2018/wordml" xmlns:w16du="http://schemas.microsoft.com/office/word/2023/wordml/word16du" xmlns:w16sdtdh="http://schemas.microsoft.com/office/word/2020/wordml/sdtdatahash" xmlns:w16se="http://schemas.microsoft.com/office/word/2015/wordml/symex">
-  <w:font w:name="Times New Roman">
-    <w:panose1 w:val="02020603050405020304"/>
-    <w:family w:val="roman"/>
-    <w:pitch w:val="variable"/>
-    <w:sig w:usb0="E0002EFF" w:usb1="C000785B" w:usb2="00000009" w:usb3="00000000" w:csb0="000001FF" w:csb1="00000000"/>
-  </w:font>
-  <w:font w:name="Calibri">
-    <w:panose1 w:val="020F0502020204030204"/>
-    <w:family w:val="swiss"/>
-    <w:pitch w:val="variable"/>
-    <w:sig w:usb0="E4002EFF" w:usb1="C000247B" w:usb2="00000009" w:usb3="00000000" w:csb0="000001FF" w:csb1="00000000"/>
-  </w:font>
-  <w:font w:name="Segoe UI">
-    <w:panose1 w:val="020B0502040204020203"/>
-    <w:family w:val="swiss"/>
-    <w:pitch w:val="variable"/>
-    <w:sig w:usb0="E4002EFF" w:usb1="C000E47F" w:usb2="00000009" w:usb3="00000000" w:csb0="000001FF" w:csb1="00000000"/>
-  </w:font>
-  <w:font w:name="Cambria">
-    <w:panose1 w:val="02040503050406030204"/>
-    <w:family w:val="roman"/>
-    <w:pitch w:val="variable"/>
-    <w:sig w:usb0="E00006FF" w:usb1="420024FF" w:usb2="02000000" w:usb3="00000000" w:csb0="0000019F" w:csb1="00000000"/>
-  </w:font>
-</w:fonts>
-</file>
-
-<file path=./word/footnotes.xml><?xml version="1.0" encoding="utf-8"?>
+<file path=word/footnotes.xml><?xml version="1.0" encoding="utf-8"?>
 <w:footnotes xmlns:wpc="http://schemas.microsoft.com/office/word/2010/wordprocessingCanvas" xmlns:cx="http://schemas.microsoft.com/office/drawing/2014/chartex" xmlns:cx1="http://schemas.microsoft.com/office/drawing/2015/9/8/chartex" xmlns:cx2="http://schemas.microsoft.com/office/drawing/2015/10/21/chartex" xmlns:cx3="http://schemas.microsoft.com/office/drawing/2016/5/9/chartex" xmlns:cx4="http://schemas.microsoft.com/office/drawing/2016/5/10/chartex" xmlns:cx5="http://schemas.microsoft.com/office/drawing/2016/5/11/chartex" xmlns:cx6="http://schemas.microsoft.com/office/drawing/2016/5/12/chartex" xmlns:cx7="http://schemas.microsoft.com/office/drawing/2016/5/13/chartex" xmlns:cx8="http://schemas.microsoft.com/office/drawing/2016/5/14/chartex" xmlns:mc="http://schemas.openxmlformats.org/markup-compatibility/2006" xmlns:aink="http://schemas.microsoft.com/office/drawing/2016/ink" xmlns:am3d="http://schemas.microsoft.com/office/drawing/2017/model3d" xmlns:o="urn:schemas-microsoft-com:office:office" xmlns:oel="http://schemas.microsoft.com/office/2019/extlst" xmlns:r="http://schemas.openxmlformats.org/officeDocument/2006/relationships" xmlns:m="http://schemas.openxmlformats.org/officeDocument/2006/math" xmlns:v="urn:schemas-microsoft-com:vml" xmlns:wp14="http://schemas.microsoft.com/office/word/2010/wordprocessingDrawing" xmlns:wp="http://schemas.openxmlformats.org/drawingml/2006/wordprocessingDrawing" xmlns:w10="urn:schemas-microsoft-com:office:word" xmlns:w="http://schemas.openxmlformats.org/wordprocessingml/2006/main" xmlns:w14="http://schemas.microsoft.com/office/word/2010/wordml" xmlns:w15="http://schemas.microsoft.com/office/word/2012/wordml" xmlns:w16cex="http://schemas.microsoft.com/office/word/2018/wordml/cex" xmlns:w16="http://schemas.microsoft.com/office/word/2018/wordml" xmlns:w16du="http://schemas.microsoft.com/office/word/2023/wordml/word16du" xmlns:w16sdtdh="http://schemas.microsoft.com/office/word/2020/wordml/sdtdatahash" xmlns:w16se="http://schemas.microsoft.com/office/word/2015/wordml/symex" xmlns:wpg="http://schemas.microsoft.com/office/word/2010/wordprocessingGroup" xmlns:wpi="http://schemas.microsoft.com/office/word/2010/wordprocessingInk" xmlns:wne="http://schemas.microsoft.com/office/word/2006/wordml" xmlns:wps="http://schemas.microsoft.com/office/word/2010/wordprocessingShape">
   <w:footnote w:type="separator" w:id="-1">
     <w:p>
@@ -3812,7 +3701,7 @@
 </w:footnotes>
 </file>
 
-<file path=./word/numbering.xml><?xml version="1.0" encoding="utf-8"?>
+<file path=word/numbering.xml><?xml version="1.0" encoding="utf-8"?>
 <w:numbering xmlns:wpc="http://schemas.microsoft.com/office/word/2010/wordprocessingCanvas" xmlns:cx="http://schemas.microsoft.com/office/drawing/2014/chartex" xmlns:cx1="http://schemas.microsoft.com/office/drawing/2015/9/8/chartex" xmlns:cx2="http://schemas.microsoft.com/office/drawing/2015/10/21/chartex" xmlns:cx3="http://schemas.microsoft.com/office/drawing/2016/5/9/chartex" xmlns:cx4="http://schemas.microsoft.com/office/drawing/2016/5/10/chartex" xmlns:cx5="http://schemas.microsoft.com/office/drawing/2016/5/11/chartex" xmlns:cx6="http://schemas.microsoft.com/office/drawing/2016/5/12/chartex" xmlns:cx7="http://schemas.microsoft.com/office/drawing/2016/5/13/chartex" xmlns:cx8="http://schemas.microsoft.com/office/drawing/2016/5/14/chartex" xmlns:mc="http://schemas.openxmlformats.org/markup-compatibility/2006" xmlns:aink="http://schemas.microsoft.com/office/drawing/2016/ink" xmlns:am3d="http://schemas.microsoft.com/office/drawing/2017/model3d" xmlns:o="urn:schemas-microsoft-com:office:office" xmlns:oel="http://schemas.microsoft.com/office/2019/extlst" xmlns:r="http://schemas.openxmlformats.org/officeDocument/2006/relationships" xmlns:m="http://schemas.openxmlformats.org/officeDocument/2006/math" xmlns:v="urn:schemas-microsoft-com:vml" xmlns:wp14="http://schemas.microsoft.com/office/word/2010/wordprocessingDrawing" xmlns:wp="http://schemas.openxmlformats.org/drawingml/2006/wordprocessingDrawing" xmlns:w10="urn:schemas-microsoft-com:office:word" xmlns:w="http://schemas.openxmlformats.org/wordprocessingml/2006/main" xmlns:w14="http://schemas.microsoft.com/office/word/2010/wordml" xmlns:w15="http://schemas.microsoft.com/office/word/2012/wordml" xmlns:w16cex="http://schemas.microsoft.com/office/word/2018/wordml/cex" xmlns:w16="http://schemas.microsoft.com/office/word/2018/wordml" xmlns:w16du="http://schemas.microsoft.com/office/word/2023/wordml/word16du" xmlns:w16sdtdh="http://schemas.microsoft.com/office/word/2020/wordml/sdtdatahash" xmlns:w16se="http://schemas.microsoft.com/office/word/2015/wordml/symex" xmlns:wpg="http://schemas.microsoft.com/office/word/2010/wordprocessingGroup" xmlns:wpi="http://schemas.microsoft.com/office/word/2010/wordprocessingInk" xmlns:wne="http://schemas.microsoft.com/office/word/2006/wordml" xmlns:wps="http://schemas.microsoft.com/office/word/2010/wordprocessingShape">
   <w:abstractNum w:abstractNumId="0">
     <w:nsid w:val="060F1E4B"/>
@@ -3998,242 +3887,7 @@
 </w:numbering>
 </file>
 
-<file path=./word/settings.xml><?xml version="1.0" encoding="utf-8"?>
-<w:settings xmlns:mc="http://schemas.openxmlformats.org/markup-compatibility/2006" xmlns:o="urn:schemas-microsoft-com:office:office" xmlns:r="http://schemas.openxmlformats.org/officeDocument/2006/relationships" xmlns:m="http://schemas.openxmlformats.org/officeDocument/2006/math" xmlns:v="urn:schemas-microsoft-com:vml" xmlns:w10="urn:schemas-microsoft-com:office:word" xmlns:w="http://schemas.openxmlformats.org/wordprocessingml/2006/main" xmlns:w14="http://schemas.microsoft.com/office/word/2010/wordml" xmlns:w15="http://schemas.microsoft.com/office/word/2012/wordml" xmlns:w16cex="http://schemas.microsoft.com/office/word/2018/wordml/cex" xmlns:w16="http://schemas.microsoft.com/office/word/2018/wordml" xmlns:w16du="http://schemas.microsoft.com/office/word/2023/wordml/word16du" xmlns:w16sdtdh="http://schemas.microsoft.com/office/word/2020/wordml/sdtdatahash" xmlns:w16se="http://schemas.microsoft.com/office/word/2015/wordml/symex" xmlns:sl="http://schemas.openxmlformats.org/schemaLibrary/2006/main">
-  <w:zoom w:percent="100"/>
-  <w:defaultTabStop w:val="720"/>
-  <w:characterSpacingControl w:val="doNotCompress"/>
-  <w:compat>
-    <w:compatSetting w:name="compatibilityMode" w:uri="http://schemas.microsoft.com/office/word" w:val="15"/>
-    <w:compatSetting w:name="overrideTableStyleFontSizeAndJustification" w:uri="http://schemas.microsoft.com/office/word" w:val="1"/>
-    <w:compatSetting w:name="enableOpenTypeFeatures" w:uri="http://schemas.microsoft.com/office/word" w:val="1"/>
-    <w:compatSetting w:name="doNotFlipMirrorIndents" w:uri="http://schemas.microsoft.com/office/word" w:val="1"/>
-    <w:compatSetting w:name="differentiateMultirowTableHeaders" w:uri="http://schemas.microsoft.com/office/word" w:val="1"/>
-    <w:compatSetting w:name="useWord2013TrackBottomHyphenation" w:uri="http://schemas.microsoft.com/office/word" w:val="0"/>
-  </w:compat>
-  <w:rsids>
-    <w:rsidRoot w:val="0016722D"/>
-    <w:rsid w:val="00002997"/>
-    <w:rsid w:val="000045B2"/>
-    <w:rsid w:val="00004D37"/>
-    <w:rsid w:val="0000659A"/>
-    <w:rsid w:val="00010AB1"/>
-    <w:rsid w:val="000131F8"/>
-    <w:rsid w:val="00016241"/>
-    <w:rsid w:val="00020FD5"/>
-    <w:rsid w:val="00023ED9"/>
-    <w:rsid w:val="000305DC"/>
-    <w:rsid w:val="00040343"/>
-    <w:rsid w:val="00054048"/>
-    <w:rsid w:val="00067444"/>
-    <w:rsid w:val="00073EB8"/>
-    <w:rsid w:val="000B176F"/>
-    <w:rsid w:val="000B3F00"/>
-    <w:rsid w:val="000B7FCC"/>
-    <w:rsid w:val="000D3219"/>
-    <w:rsid w:val="001172E4"/>
-    <w:rsid w:val="001275BD"/>
-    <w:rsid w:val="00164ACC"/>
-    <w:rsid w:val="0016722D"/>
-    <w:rsid w:val="00172CC0"/>
-    <w:rsid w:val="00174353"/>
-    <w:rsid w:val="001A503D"/>
-    <w:rsid w:val="001C43B5"/>
-    <w:rsid w:val="001D79F2"/>
-    <w:rsid w:val="001E0B35"/>
-    <w:rsid w:val="0020594B"/>
-    <w:rsid w:val="00262753"/>
-    <w:rsid w:val="00266C3F"/>
-    <w:rsid w:val="0027421F"/>
-    <w:rsid w:val="0029049B"/>
-    <w:rsid w:val="002A0535"/>
-    <w:rsid w:val="002A66EA"/>
-    <w:rsid w:val="002B0F54"/>
-    <w:rsid w:val="002C5137"/>
-    <w:rsid w:val="002D6747"/>
-    <w:rsid w:val="002E2B4D"/>
-    <w:rsid w:val="002F0253"/>
-    <w:rsid w:val="0031515C"/>
-    <w:rsid w:val="00315560"/>
-    <w:rsid w:val="003200A6"/>
-    <w:rsid w:val="00321DB5"/>
-    <w:rsid w:val="00345976"/>
-    <w:rsid w:val="00347CFC"/>
-    <w:rsid w:val="00355B58"/>
-    <w:rsid w:val="00375701"/>
-    <w:rsid w:val="00377D35"/>
-    <w:rsid w:val="0039789A"/>
-    <w:rsid w:val="003B0752"/>
-    <w:rsid w:val="003B0F5F"/>
-    <w:rsid w:val="003B495B"/>
-    <w:rsid w:val="003C0D15"/>
-    <w:rsid w:val="003D01C7"/>
-    <w:rsid w:val="003D1FF2"/>
-    <w:rsid w:val="003F3A85"/>
-    <w:rsid w:val="003F6F28"/>
-    <w:rsid w:val="004069F8"/>
-    <w:rsid w:val="00413B06"/>
-    <w:rsid w:val="00426102"/>
-    <w:rsid w:val="00434D63"/>
-    <w:rsid w:val="00460CAE"/>
-    <w:rsid w:val="004F2504"/>
-    <w:rsid w:val="00507030"/>
-    <w:rsid w:val="00516C92"/>
-    <w:rsid w:val="00521AC0"/>
-    <w:rsid w:val="0052724A"/>
-    <w:rsid w:val="00527E54"/>
-    <w:rsid w:val="00531DAB"/>
-    <w:rsid w:val="005474EA"/>
-    <w:rsid w:val="005573DD"/>
-    <w:rsid w:val="00562629"/>
-    <w:rsid w:val="00564015"/>
-    <w:rsid w:val="00565E0A"/>
-    <w:rsid w:val="00572721"/>
-    <w:rsid w:val="0057788A"/>
-    <w:rsid w:val="00583B06"/>
-    <w:rsid w:val="005923C6"/>
-    <w:rsid w:val="00593555"/>
-    <w:rsid w:val="005977E7"/>
-    <w:rsid w:val="005F3CD9"/>
-    <w:rsid w:val="00603F30"/>
-    <w:rsid w:val="006176AD"/>
-    <w:rsid w:val="006341CF"/>
-    <w:rsid w:val="00651ADB"/>
-    <w:rsid w:val="0066159F"/>
-    <w:rsid w:val="00676F46"/>
-    <w:rsid w:val="006A358C"/>
-    <w:rsid w:val="006A570A"/>
-    <w:rsid w:val="006B5157"/>
-    <w:rsid w:val="006B6408"/>
-    <w:rsid w:val="006C591C"/>
-    <w:rsid w:val="00706240"/>
-    <w:rsid w:val="0070673D"/>
-    <w:rsid w:val="00712066"/>
-    <w:rsid w:val="00714C99"/>
-    <w:rsid w:val="007241FE"/>
-    <w:rsid w:val="0072597F"/>
-    <w:rsid w:val="0074172A"/>
-    <w:rsid w:val="00745499"/>
-    <w:rsid w:val="00767F62"/>
-    <w:rsid w:val="0078116F"/>
-    <w:rsid w:val="00785A6F"/>
-    <w:rsid w:val="0079117E"/>
-    <w:rsid w:val="007A61C8"/>
-    <w:rsid w:val="007B05EB"/>
-    <w:rsid w:val="007B363D"/>
-    <w:rsid w:val="007F70E6"/>
-    <w:rsid w:val="00823217"/>
-    <w:rsid w:val="008264E7"/>
-    <w:rsid w:val="0083187A"/>
-    <w:rsid w:val="0083435F"/>
-    <w:rsid w:val="008430CF"/>
-    <w:rsid w:val="008642CD"/>
-    <w:rsid w:val="008965F4"/>
-    <w:rsid w:val="008D3E47"/>
-    <w:rsid w:val="008F6AC4"/>
-    <w:rsid w:val="00911CD1"/>
-    <w:rsid w:val="00911F3F"/>
-    <w:rsid w:val="00921999"/>
-    <w:rsid w:val="009316CB"/>
-    <w:rsid w:val="00932CFF"/>
-    <w:rsid w:val="00961652"/>
-    <w:rsid w:val="00990A11"/>
-    <w:rsid w:val="00997D1F"/>
-    <w:rsid w:val="009B6D88"/>
-    <w:rsid w:val="009B73BA"/>
-    <w:rsid w:val="009C3F65"/>
-    <w:rsid w:val="009E5F0E"/>
-    <w:rsid w:val="009F5E2F"/>
-    <w:rsid w:val="009F6FC2"/>
-    <w:rsid w:val="00A034E4"/>
-    <w:rsid w:val="00A079FD"/>
-    <w:rsid w:val="00A22E54"/>
-    <w:rsid w:val="00A23D06"/>
-    <w:rsid w:val="00A51860"/>
-    <w:rsid w:val="00A73653"/>
-    <w:rsid w:val="00A74070"/>
-    <w:rsid w:val="00A7584C"/>
-    <w:rsid w:val="00A8259B"/>
-    <w:rsid w:val="00A851B1"/>
-    <w:rsid w:val="00AA4356"/>
-    <w:rsid w:val="00AB1034"/>
-    <w:rsid w:val="00AB168A"/>
-    <w:rsid w:val="00AE6FD1"/>
-    <w:rsid w:val="00B11C61"/>
-    <w:rsid w:val="00B34E4E"/>
-    <w:rsid w:val="00B470AE"/>
-    <w:rsid w:val="00B51B61"/>
-    <w:rsid w:val="00B52B80"/>
-    <w:rsid w:val="00B82296"/>
-    <w:rsid w:val="00C111AD"/>
-    <w:rsid w:val="00C269DA"/>
-    <w:rsid w:val="00C32DA6"/>
-    <w:rsid w:val="00C5074F"/>
-    <w:rsid w:val="00C56176"/>
-    <w:rsid w:val="00C561F5"/>
-    <w:rsid w:val="00C66745"/>
-    <w:rsid w:val="00C97B39"/>
-    <w:rsid w:val="00CB1D85"/>
-    <w:rsid w:val="00CD3EB1"/>
-    <w:rsid w:val="00CF2C29"/>
-    <w:rsid w:val="00D05F5F"/>
-    <w:rsid w:val="00D067A5"/>
-    <w:rsid w:val="00D103EC"/>
-    <w:rsid w:val="00D1111E"/>
-    <w:rsid w:val="00D14546"/>
-    <w:rsid w:val="00D31659"/>
-    <w:rsid w:val="00D934FF"/>
-    <w:rsid w:val="00DC4491"/>
-    <w:rsid w:val="00DD4A73"/>
-    <w:rsid w:val="00DF534B"/>
-    <w:rsid w:val="00E42764"/>
-    <w:rsid w:val="00E43594"/>
-    <w:rsid w:val="00E83F38"/>
-    <w:rsid w:val="00EA21C5"/>
-    <w:rsid w:val="00EA3D9A"/>
-    <w:rsid w:val="00EC55E5"/>
-    <w:rsid w:val="00EC7C4F"/>
-    <w:rsid w:val="00EF04CF"/>
-    <w:rsid w:val="00EF3F7E"/>
-    <w:rsid w:val="00EF5F66"/>
-    <w:rsid w:val="00F11707"/>
-    <w:rsid w:val="00F416AB"/>
-    <w:rsid w:val="00F75CF1"/>
-    <w:rsid w:val="00F9027E"/>
-    <w:rsid w:val="00F92826"/>
-    <w:rsid w:val="00F95E7F"/>
-    <w:rsid w:val="00FC15E3"/>
-    <w:rsid w:val="00FF5967"/>
-  </w:rsids>
-  <m:mathPr>
-    <m:mathFont m:val="Cambria Math"/>
-    <m:brkBin m:val="before"/>
-    <m:brkBinSub m:val="--"/>
-    <m:smallFrac m:val="0"/>
-    <m:dispDef/>
-    <m:lMargin m:val="0"/>
-    <m:rMargin m:val="0"/>
-    <m:defJc m:val="centerGroup"/>
-    <m:wrapIndent m:val="1440"/>
-    <m:intLim m:val="subSup"/>
-    <m:naryLim m:val="undOvr"/>
-  </m:mathPr>
-  <w:themeFontLang w:val="en-US"/>
-  <w:clrSchemeMapping w:bg1="light1" w:t1="dark1" w:bg2="light2" w:t2="dark2" w:accent1="accent1" w:accent2="accent2" w:accent3="accent3" w:accent4="accent4" w:accent5="accent5" w:accent6="accent6" w:hyperlink="hyperlink" w:followedHyperlink="followedHyperlink"/>
-  <w:shapeDefaults>
-    <o:shapedefaults v:ext="edit" spidmax="1026"/>
-    <o:shapelayout v:ext="edit">
-      <o:idmap v:ext="edit" data="1"/>
-    </o:shapelayout>
-  </w:shapeDefaults>
-  <w:decimalSymbol w:val="."/>
-  <w:listSeparator w:val=","/>
-  <w14:docId w14:val="7AEE2F1D"/>
-  <w15:docId w15:val="{D44A2390-CF5B-49C0-836C-C012F1EE808B}"/>
-</w:settings>
-</file>
-
-<file path=./word/styles.xml><?xml version="1.0" encoding="utf-8"?>
+<file path=word/styles.xml><?xml version="1.0" encoding="utf-8"?>
 <w:styles xmlns:mc="http://schemas.openxmlformats.org/markup-compatibility/2006" xmlns:r="http://schemas.openxmlformats.org/officeDocument/2006/relationships" xmlns:w="http://schemas.openxmlformats.org/wordprocessingml/2006/main" xmlns:w14="http://schemas.microsoft.com/office/word/2010/wordml" xmlns:w15="http://schemas.microsoft.com/office/word/2012/wordml" xmlns:w16cex="http://schemas.microsoft.com/office/word/2018/wordml/cex" xmlns:w16="http://schemas.microsoft.com/office/word/2018/wordml" xmlns:w16du="http://schemas.microsoft.com/office/word/2023/wordml/word16du" xmlns:w16sdtdh="http://schemas.microsoft.com/office/word/2020/wordml/sdtdatahash" xmlns:w16se="http://schemas.microsoft.com/office/word/2015/wordml/symex">
   <w:docDefaults>
     <w:rPrDefault>
@@ -4783,7 +4437,7 @@
 </w:styles>
 </file>
 
-<file path=./word/theme/theme1.xml><?xml version="1.0" encoding="utf-8"?>
+<file path=word/theme/theme1.xml><?xml version="1.0" encoding="utf-8"?>
 <a:theme xmlns:a="http://schemas.openxmlformats.org/drawingml/2006/main" name="Office Theme">
   <a:themeElements>
     <a:clrScheme name="Office">
@@ -5068,350 +4722,14 @@
 </a:theme>
 </file>
 
-<file path=./word/webSettings.xml><?xml version="1.0" encoding="utf-8"?>
-<w:webSettings xmlns:mc="http://schemas.openxmlformats.org/markup-compatibility/2006" xmlns:r="http://schemas.openxmlformats.org/officeDocument/2006/relationships" xmlns:w="http://schemas.openxmlformats.org/wordprocessingml/2006/main" xmlns:w14="http://schemas.microsoft.com/office/word/2010/wordml" xmlns:w15="http://schemas.microsoft.com/office/word/2012/wordml" xmlns:w16cex="http://schemas.microsoft.com/office/word/2018/wordml/cex" xmlns:w16="http://schemas.microsoft.com/office/word/2018/wordml" xmlns:w16du="http://schemas.microsoft.com/office/word/2023/wordml/word16du" xmlns:w16sdtdh="http://schemas.microsoft.com/office/word/2020/wordml/sdtdatahash" xmlns:w16se="http://schemas.microsoft.com/office/word/2015/wordml/symex">
-  <w:divs>
-    <w:div w:id="84570536">
-      <w:bodyDiv w:val="1"/>
-      <w:marLeft w:val="0"/>
-      <w:marRight w:val="0"/>
-      <w:marTop w:val="0"/>
-      <w:marBottom w:val="0"/>
-      <w:divBdr>
-        <w:top w:val="none" w:sz="0" w:space="0" w:color="auto"/>
-        <w:left w:val="none" w:sz="0" w:space="0" w:color="auto"/>
-        <w:bottom w:val="none" w:sz="0" w:space="0" w:color="auto"/>
-        <w:right w:val="none" w:sz="0" w:space="0" w:color="auto"/>
-      </w:divBdr>
-    </w:div>
-    <w:div w:id="299503240">
-      <w:bodyDiv w:val="1"/>
-      <w:marLeft w:val="0"/>
-      <w:marRight w:val="0"/>
-      <w:marTop w:val="0"/>
-      <w:marBottom w:val="0"/>
-      <w:divBdr>
-        <w:top w:val="none" w:sz="0" w:space="0" w:color="auto"/>
-        <w:left w:val="none" w:sz="0" w:space="0" w:color="auto"/>
-        <w:bottom w:val="none" w:sz="0" w:space="0" w:color="auto"/>
-        <w:right w:val="none" w:sz="0" w:space="0" w:color="auto"/>
-      </w:divBdr>
-    </w:div>
-    <w:div w:id="341707613">
-      <w:bodyDiv w:val="1"/>
-      <w:marLeft w:val="0"/>
-      <w:marRight w:val="0"/>
-      <w:marTop w:val="0"/>
-      <w:marBottom w:val="0"/>
-      <w:divBdr>
-        <w:top w:val="none" w:sz="0" w:space="0" w:color="auto"/>
-        <w:left w:val="none" w:sz="0" w:space="0" w:color="auto"/>
-        <w:bottom w:val="none" w:sz="0" w:space="0" w:color="auto"/>
-        <w:right w:val="none" w:sz="0" w:space="0" w:color="auto"/>
-      </w:divBdr>
-    </w:div>
-    <w:div w:id="457796465">
-      <w:bodyDiv w:val="1"/>
-      <w:marLeft w:val="0"/>
-      <w:marRight w:val="0"/>
-      <w:marTop w:val="0"/>
-      <w:marBottom w:val="0"/>
-      <w:divBdr>
-        <w:top w:val="none" w:sz="0" w:space="0" w:color="auto"/>
-        <w:left w:val="none" w:sz="0" w:space="0" w:color="auto"/>
-        <w:bottom w:val="none" w:sz="0" w:space="0" w:color="auto"/>
-        <w:right w:val="none" w:sz="0" w:space="0" w:color="auto"/>
-      </w:divBdr>
-    </w:div>
-    <w:div w:id="520584859">
-      <w:bodyDiv w:val="1"/>
-      <w:marLeft w:val="0"/>
-      <w:marRight w:val="0"/>
-      <w:marTop w:val="0"/>
-      <w:marBottom w:val="0"/>
-      <w:divBdr>
-        <w:top w:val="none" w:sz="0" w:space="0" w:color="auto"/>
-        <w:left w:val="none" w:sz="0" w:space="0" w:color="auto"/>
-        <w:bottom w:val="none" w:sz="0" w:space="0" w:color="auto"/>
-        <w:right w:val="none" w:sz="0" w:space="0" w:color="auto"/>
-      </w:divBdr>
-    </w:div>
-    <w:div w:id="616644826">
-      <w:bodyDiv w:val="1"/>
-      <w:marLeft w:val="0"/>
-      <w:marRight w:val="0"/>
-      <w:marTop w:val="0"/>
-      <w:marBottom w:val="0"/>
-      <w:divBdr>
-        <w:top w:val="none" w:sz="0" w:space="0" w:color="auto"/>
-        <w:left w:val="none" w:sz="0" w:space="0" w:color="auto"/>
-        <w:bottom w:val="none" w:sz="0" w:space="0" w:color="auto"/>
-        <w:right w:val="none" w:sz="0" w:space="0" w:color="auto"/>
-      </w:divBdr>
-    </w:div>
-    <w:div w:id="715937369">
-      <w:bodyDiv w:val="1"/>
-      <w:marLeft w:val="0"/>
-      <w:marRight w:val="0"/>
-      <w:marTop w:val="0"/>
-      <w:marBottom w:val="0"/>
-      <w:divBdr>
-        <w:top w:val="none" w:sz="0" w:space="0" w:color="auto"/>
-        <w:left w:val="none" w:sz="0" w:space="0" w:color="auto"/>
-        <w:bottom w:val="none" w:sz="0" w:space="0" w:color="auto"/>
-        <w:right w:val="none" w:sz="0" w:space="0" w:color="auto"/>
-      </w:divBdr>
-    </w:div>
-    <w:div w:id="740565748">
-      <w:bodyDiv w:val="1"/>
-      <w:marLeft w:val="0"/>
-      <w:marRight w:val="0"/>
-      <w:marTop w:val="0"/>
-      <w:marBottom w:val="0"/>
-      <w:divBdr>
-        <w:top w:val="none" w:sz="0" w:space="0" w:color="auto"/>
-        <w:left w:val="none" w:sz="0" w:space="0" w:color="auto"/>
-        <w:bottom w:val="none" w:sz="0" w:space="0" w:color="auto"/>
-        <w:right w:val="none" w:sz="0" w:space="0" w:color="auto"/>
-      </w:divBdr>
-    </w:div>
-    <w:div w:id="747993967">
-      <w:bodyDiv w:val="1"/>
-      <w:marLeft w:val="0"/>
-      <w:marRight w:val="0"/>
-      <w:marTop w:val="0"/>
-      <w:marBottom w:val="0"/>
-      <w:divBdr>
-        <w:top w:val="none" w:sz="0" w:space="0" w:color="auto"/>
-        <w:left w:val="none" w:sz="0" w:space="0" w:color="auto"/>
-        <w:bottom w:val="none" w:sz="0" w:space="0" w:color="auto"/>
-        <w:right w:val="none" w:sz="0" w:space="0" w:color="auto"/>
-      </w:divBdr>
-    </w:div>
-    <w:div w:id="770048055">
-      <w:bodyDiv w:val="1"/>
-      <w:marLeft w:val="0"/>
-      <w:marRight w:val="0"/>
-      <w:marTop w:val="0"/>
-      <w:marBottom w:val="0"/>
-      <w:divBdr>
-        <w:top w:val="none" w:sz="0" w:space="0" w:color="auto"/>
-        <w:left w:val="none" w:sz="0" w:space="0" w:color="auto"/>
-        <w:bottom w:val="none" w:sz="0" w:space="0" w:color="auto"/>
-        <w:right w:val="none" w:sz="0" w:space="0" w:color="auto"/>
-      </w:divBdr>
-    </w:div>
-    <w:div w:id="779301832">
-      <w:bodyDiv w:val="1"/>
-      <w:marLeft w:val="0"/>
-      <w:marRight w:val="0"/>
-      <w:marTop w:val="0"/>
-      <w:marBottom w:val="0"/>
-      <w:divBdr>
-        <w:top w:val="none" w:sz="0" w:space="0" w:color="auto"/>
-        <w:left w:val="none" w:sz="0" w:space="0" w:color="auto"/>
-        <w:bottom w:val="none" w:sz="0" w:space="0" w:color="auto"/>
-        <w:right w:val="none" w:sz="0" w:space="0" w:color="auto"/>
-      </w:divBdr>
-    </w:div>
-    <w:div w:id="949706446">
-      <w:bodyDiv w:val="1"/>
-      <w:marLeft w:val="0"/>
-      <w:marRight w:val="0"/>
-      <w:marTop w:val="0"/>
-      <w:marBottom w:val="0"/>
-      <w:divBdr>
-        <w:top w:val="none" w:sz="0" w:space="0" w:color="auto"/>
-        <w:left w:val="none" w:sz="0" w:space="0" w:color="auto"/>
-        <w:bottom w:val="none" w:sz="0" w:space="0" w:color="auto"/>
-        <w:right w:val="none" w:sz="0" w:space="0" w:color="auto"/>
-      </w:divBdr>
-    </w:div>
-    <w:div w:id="1120954125">
-      <w:bodyDiv w:val="1"/>
-      <w:marLeft w:val="0"/>
-      <w:marRight w:val="0"/>
-      <w:marTop w:val="0"/>
-      <w:marBottom w:val="0"/>
-      <w:divBdr>
-        <w:top w:val="none" w:sz="0" w:space="0" w:color="auto"/>
-        <w:left w:val="none" w:sz="0" w:space="0" w:color="auto"/>
-        <w:bottom w:val="none" w:sz="0" w:space="0" w:color="auto"/>
-        <w:right w:val="none" w:sz="0" w:space="0" w:color="auto"/>
-      </w:divBdr>
-    </w:div>
-    <w:div w:id="1198197096">
-      <w:bodyDiv w:val="1"/>
-      <w:marLeft w:val="0"/>
-      <w:marRight w:val="0"/>
-      <w:marTop w:val="0"/>
-      <w:marBottom w:val="0"/>
-      <w:divBdr>
-        <w:top w:val="none" w:sz="0" w:space="0" w:color="auto"/>
-        <w:left w:val="none" w:sz="0" w:space="0" w:color="auto"/>
-        <w:bottom w:val="none" w:sz="0" w:space="0" w:color="auto"/>
-        <w:right w:val="none" w:sz="0" w:space="0" w:color="auto"/>
-      </w:divBdr>
-    </w:div>
-    <w:div w:id="1314484593">
-      <w:bodyDiv w:val="1"/>
-      <w:marLeft w:val="0"/>
-      <w:marRight w:val="0"/>
-      <w:marTop w:val="0"/>
-      <w:marBottom w:val="0"/>
-      <w:divBdr>
-        <w:top w:val="none" w:sz="0" w:space="0" w:color="auto"/>
-        <w:left w:val="none" w:sz="0" w:space="0" w:color="auto"/>
-        <w:bottom w:val="none" w:sz="0" w:space="0" w:color="auto"/>
-        <w:right w:val="none" w:sz="0" w:space="0" w:color="auto"/>
-      </w:divBdr>
-    </w:div>
-    <w:div w:id="1369336416">
-      <w:bodyDiv w:val="1"/>
-      <w:marLeft w:val="0"/>
-      <w:marRight w:val="0"/>
-      <w:marTop w:val="0"/>
-      <w:marBottom w:val="0"/>
-      <w:divBdr>
-        <w:top w:val="none" w:sz="0" w:space="0" w:color="auto"/>
-        <w:left w:val="none" w:sz="0" w:space="0" w:color="auto"/>
-        <w:bottom w:val="none" w:sz="0" w:space="0" w:color="auto"/>
-        <w:right w:val="none" w:sz="0" w:space="0" w:color="auto"/>
-      </w:divBdr>
-    </w:div>
-    <w:div w:id="1563297123">
-      <w:bodyDiv w:val="1"/>
-      <w:marLeft w:val="0"/>
-      <w:marRight w:val="0"/>
-      <w:marTop w:val="0"/>
-      <w:marBottom w:val="0"/>
-      <w:divBdr>
-        <w:top w:val="none" w:sz="0" w:space="0" w:color="auto"/>
-        <w:left w:val="none" w:sz="0" w:space="0" w:color="auto"/>
-        <w:bottom w:val="none" w:sz="0" w:space="0" w:color="auto"/>
-        <w:right w:val="none" w:sz="0" w:space="0" w:color="auto"/>
-      </w:divBdr>
-    </w:div>
-    <w:div w:id="1621036527">
-      <w:bodyDiv w:val="1"/>
-      <w:marLeft w:val="0"/>
-      <w:marRight w:val="0"/>
-      <w:marTop w:val="0"/>
-      <w:marBottom w:val="0"/>
-      <w:divBdr>
-        <w:top w:val="none" w:sz="0" w:space="0" w:color="auto"/>
-        <w:left w:val="none" w:sz="0" w:space="0" w:color="auto"/>
-        <w:bottom w:val="none" w:sz="0" w:space="0" w:color="auto"/>
-        <w:right w:val="none" w:sz="0" w:space="0" w:color="auto"/>
-      </w:divBdr>
-    </w:div>
-    <w:div w:id="1764186808">
-      <w:bodyDiv w:val="1"/>
-      <w:marLeft w:val="0"/>
-      <w:marRight w:val="0"/>
-      <w:marTop w:val="0"/>
-      <w:marBottom w:val="0"/>
-      <w:divBdr>
-        <w:top w:val="none" w:sz="0" w:space="0" w:color="auto"/>
-        <w:left w:val="none" w:sz="0" w:space="0" w:color="auto"/>
-        <w:bottom w:val="none" w:sz="0" w:space="0" w:color="auto"/>
-        <w:right w:val="none" w:sz="0" w:space="0" w:color="auto"/>
-      </w:divBdr>
-    </w:div>
-    <w:div w:id="1785274228">
-      <w:bodyDiv w:val="1"/>
-      <w:marLeft w:val="0"/>
-      <w:marRight w:val="0"/>
-      <w:marTop w:val="0"/>
-      <w:marBottom w:val="0"/>
-      <w:divBdr>
-        <w:top w:val="none" w:sz="0" w:space="0" w:color="auto"/>
-        <w:left w:val="none" w:sz="0" w:space="0" w:color="auto"/>
-        <w:bottom w:val="none" w:sz="0" w:space="0" w:color="auto"/>
-        <w:right w:val="none" w:sz="0" w:space="0" w:color="auto"/>
-      </w:divBdr>
-    </w:div>
-    <w:div w:id="1837577249">
-      <w:bodyDiv w:val="1"/>
-      <w:marLeft w:val="0"/>
-      <w:marRight w:val="0"/>
-      <w:marTop w:val="0"/>
-      <w:marBottom w:val="0"/>
-      <w:divBdr>
-        <w:top w:val="none" w:sz="0" w:space="0" w:color="auto"/>
-        <w:left w:val="none" w:sz="0" w:space="0" w:color="auto"/>
-        <w:bottom w:val="none" w:sz="0" w:space="0" w:color="auto"/>
-        <w:right w:val="none" w:sz="0" w:space="0" w:color="auto"/>
-      </w:divBdr>
-    </w:div>
-    <w:div w:id="1851136916">
-      <w:bodyDiv w:val="1"/>
-      <w:marLeft w:val="0"/>
-      <w:marRight w:val="0"/>
-      <w:marTop w:val="0"/>
-      <w:marBottom w:val="0"/>
-      <w:divBdr>
-        <w:top w:val="none" w:sz="0" w:space="0" w:color="auto"/>
-        <w:left w:val="none" w:sz="0" w:space="0" w:color="auto"/>
-        <w:bottom w:val="none" w:sz="0" w:space="0" w:color="auto"/>
-        <w:right w:val="none" w:sz="0" w:space="0" w:color="auto"/>
-      </w:divBdr>
-    </w:div>
-    <w:div w:id="1854227259">
-      <w:bodyDiv w:val="1"/>
-      <w:marLeft w:val="0"/>
-      <w:marRight w:val="0"/>
-      <w:marTop w:val="0"/>
-      <w:marBottom w:val="0"/>
-      <w:divBdr>
-        <w:top w:val="none" w:sz="0" w:space="0" w:color="auto"/>
-        <w:left w:val="none" w:sz="0" w:space="0" w:color="auto"/>
-        <w:bottom w:val="none" w:sz="0" w:space="0" w:color="auto"/>
-        <w:right w:val="none" w:sz="0" w:space="0" w:color="auto"/>
-      </w:divBdr>
-    </w:div>
-    <w:div w:id="1856338097">
-      <w:bodyDiv w:val="1"/>
-      <w:marLeft w:val="0"/>
-      <w:marRight w:val="0"/>
-      <w:marTop w:val="0"/>
-      <w:marBottom w:val="0"/>
-      <w:divBdr>
-        <w:top w:val="none" w:sz="0" w:space="0" w:color="auto"/>
-        <w:left w:val="none" w:sz="0" w:space="0" w:color="auto"/>
-        <w:bottom w:val="none" w:sz="0" w:space="0" w:color="auto"/>
-        <w:right w:val="none" w:sz="0" w:space="0" w:color="auto"/>
-      </w:divBdr>
-    </w:div>
-    <w:div w:id="1996059927">
-      <w:bodyDiv w:val="1"/>
-      <w:marLeft w:val="0"/>
-      <w:marRight w:val="0"/>
-      <w:marTop w:val="0"/>
-      <w:marBottom w:val="0"/>
-      <w:divBdr>
-        <w:top w:val="none" w:sz="0" w:space="0" w:color="auto"/>
-        <w:left w:val="none" w:sz="0" w:space="0" w:color="auto"/>
-        <w:bottom w:val="none" w:sz="0" w:space="0" w:color="auto"/>
-        <w:right w:val="none" w:sz="0" w:space="0" w:color="auto"/>
-      </w:divBdr>
-    </w:div>
-    <w:div w:id="2136871885">
-      <w:bodyDiv w:val="1"/>
-      <w:marLeft w:val="0"/>
-      <w:marRight w:val="0"/>
-      <w:marTop w:val="0"/>
-      <w:marBottom w:val="0"/>
-      <w:divBdr>
-        <w:top w:val="none" w:sz="0" w:space="0" w:color="auto"/>
-        <w:left w:val="none" w:sz="0" w:space="0" w:color="auto"/>
-        <w:bottom w:val="none" w:sz="0" w:space="0" w:color="auto"/>
-        <w:right w:val="none" w:sz="0" w:space="0" w:color="auto"/>
-      </w:divBdr>
-    </w:div>
-  </w:divs>
-  <w:optimizeForBrowser/>
-  <w:relyOnVML/>
-  <w:allowPNG/>
-</w:webSettings>
+<file path=customXml/item1.xml><?xml version="1.0" encoding="utf-8"?>
+<b:Sources xmlns:b="http://schemas.openxmlformats.org/officeDocument/2006/bibliography" xmlns="http://schemas.openxmlformats.org/officeDocument/2006/bibliography" SelectedStyle="\APA.XSL" StyleName="APA"/>
+</file>
+
+<file path=customXml/itemProps1.xml><?xml version="1.0" encoding="utf-8"?>
+<ds:datastoreItem xmlns:ds="http://schemas.openxmlformats.org/officeDocument/2006/customXml" ds:itemID="{5E627016-C734-4BC5-957B-B4030318AB0B}">
+  <ds:schemaRefs>
+    <ds:schemaRef ds:uri="http://schemas.openxmlformats.org/officeDocument/2006/bibliography"/>
+  </ds:schemaRefs>
+</ds:datastoreItem>
 </file>
--- a/skills/phong-cntt/assets/bien-ban-giao-nhan-tscd-ccdc.docx
+++ b/skills/phong-cntt/assets/bien-ban-giao-nhan-tscd-ccdc.docx
@@ -33,7 +33,7 @@
           <w:sz w:val="26"/>
           <w:szCs w:val="26"/>
         </w:rPr>
-        <w:t>Bộ phận: Phòng Công nghệ Thông tin</w:t>
+        <w:t xml:space="preserve">Bộ phận: Phòng Công nghệ Thông tin</w:t>
       </w:r>
     </w:p>
     <w:p ns2:paraId="44DAF222" ns2:textId="77777777">
@@ -80,7 +80,7 @@
           <w:sz w:val="28"/>
           <w:szCs w:val="28"/>
         </w:rPr>
-        <w:t>BIÊN BẢN GIAO NHẬN TSCĐ - CÔNG CỤ, DỤNG CỤ TẠI NƠI SỬ DỤNG</w:t>
+        <w:t xml:space="preserve">BIÊN BẢN GIAO NHẬN TSCĐ - CÔNG CỤ, DỤNG CỤ TẠI NƠI SỬ DỤNG</w:t>
       </w:r>
     </w:p>
     <w:p ns2:paraId="6D401684" ns2:textId="1E0FC098">
@@ -104,7 +104,7 @@
           <w:sz w:val="26"/>
           <w:szCs w:val="26"/>
         </w:rPr>
-        <w:t xml:space="preserve">      </w:t>
+        <w:t xml:space="preserve"> </w:t>
       </w:r>
       <w:r>
         <w:rPr>
@@ -118,21 +118,21 @@
           <w:sz w:val="26"/>
           <w:szCs w:val="26"/>
         </w:rPr>
-        <w:t xml:space="preserve">      </w:t>
+        <w:t xml:space="preserve"> </w:t>
       </w:r>
       <w:r>
         <w:rPr>
           <w:sz w:val="26"/>
           <w:szCs w:val="26"/>
         </w:rPr>
-        <w:t>năm 20</w:t>
+        <w:t xml:space="preserve">năm 20</w:t>
       </w:r>
       <w:r>
         <w:rPr>
           <w:sz w:val="26"/>
           <w:szCs w:val="26"/>
         </w:rPr>
-        <w:t>26</w:t>
+        <w:t xml:space="preserve">26</w:t>
       </w:r>
     </w:p>
     <w:p ns2:paraId="0EAE0DBD" ns2:textId="77777777">
@@ -274,7 +274,7 @@
                 <w:sz w:val="26"/>
                 <w:szCs w:val="26"/>
               </w:rPr>
-              <w:t>1 - Bên giao:</w:t>
+              <w:t xml:space="preserve">1 - Bên giao:</w:t>
             </w:r>
           </w:p>
         </w:tc>
@@ -318,23 +318,23 @@
                 <w:sz w:val="26"/>
                 <w:szCs w:val="26"/>
               </w:rPr>
-              <w:t>Ông: …………………</w:t>
-            </w:r>
-            <w:r>
-              <w:rPr>
-                <w:rFonts w:cs="Times New Roman"/>
-                <w:sz w:val="26"/>
-                <w:szCs w:val="26"/>
-              </w:rPr>
-              <w:t>……….</w:t>
-            </w:r>
-            <w:r>
-              <w:rPr>
-                <w:rFonts w:cs="Times New Roman"/>
-                <w:sz w:val="26"/>
-                <w:szCs w:val="26"/>
-              </w:rPr>
-              <w:t>…</w:t>
+              <w:t xml:space="preserve">Ông: …………………</w:t>
+            </w:r>
+            <w:r>
+              <w:rPr>
+                <w:rFonts w:cs="Times New Roman"/>
+                <w:sz w:val="26"/>
+                <w:szCs w:val="26"/>
+              </w:rPr>
+              <w:t xml:space="preserve">……….</w:t>
+            </w:r>
+            <w:r>
+              <w:rPr>
+                <w:rFonts w:cs="Times New Roman"/>
+                <w:sz w:val="26"/>
+                <w:szCs w:val="26"/>
+              </w:rPr>
+              <w:t xml:space="preserve">…</w:t>
             </w:r>
           </w:p>
         </w:tc>
@@ -359,7 +359,7 @@
                 <w:sz w:val="26"/>
                 <w:szCs w:val="26"/>
               </w:rPr>
-              <w:t>Chức</w:t>
+              <w:t xml:space="preserve">Chức</w:t>
             </w:r>
             <w:r>
               <w:rPr>
@@ -375,7 +375,7 @@
                 <w:sz w:val="26"/>
                 <w:szCs w:val="26"/>
               </w:rPr>
-              <w:t>vụ: ……………………………</w:t>
+              <w:t xml:space="preserve">vụ: ……………………………</w:t>
             </w:r>
           </w:p>
         </w:tc>
@@ -481,7 +481,7 @@
                 <w:sz w:val="26"/>
                 <w:szCs w:val="26"/>
               </w:rPr>
-              <w:t>Trưởng phòng</w:t>
+              <w:t xml:space="preserve">Trưởng phòng</w:t>
             </w:r>
             <w:r>
               <w:rPr>
@@ -516,7 +516,7 @@
                 <w:sz w:val="26"/>
                 <w:szCs w:val="26"/>
               </w:rPr>
-              <w:t>Ông (Bà): .....................................</w:t>
+              <w:t xml:space="preserve">Ông (Bà): .....................................</w:t>
             </w:r>
           </w:p>
         </w:tc>
@@ -541,7 +541,7 @@
                 <w:sz w:val="26"/>
                 <w:szCs w:val="26"/>
               </w:rPr>
-              <w:t>Chức vụ: ……………………………</w:t>
+              <w:t xml:space="preserve">Chức vụ: ……………………………</w:t>
             </w:r>
           </w:p>
         </w:tc>
@@ -570,7 +570,7 @@
                 <w:sz w:val="26"/>
                 <w:szCs w:val="26"/>
               </w:rPr>
-              <w:t>3 - Phòng TCKT:</w:t>
+              <w:t xml:space="preserve">3 - Phòng TCKT:</w:t>
             </w:r>
           </w:p>
         </w:tc>
@@ -639,7 +639,7 @@
                 <w:sz w:val="26"/>
                 <w:szCs w:val="26"/>
               </w:rPr>
-              <w:t>Chức vụ: Kế toán tài sản</w:t>
+              <w:t xml:space="preserve">Chức vụ: Kế toán tài sản</w:t>
             </w:r>
           </w:p>
         </w:tc>
@@ -669,7 +669,7 @@
           <w:sz w:val="26"/>
           <w:szCs w:val="26"/>
         </w:rPr>
-        <w:t>Xác nhận việc giao nhận TSCĐ, CCDC như sau:</w:t>
+        <w:t xml:space="preserve">Xác nhận việc giao nhận TSCĐ, CCDC như sau:</w:t>
       </w:r>
     </w:p>
     <w:p ns2:paraId="3CBBBFD7" ns2:textId="77777777">
@@ -733,7 +733,7 @@
                 <w:sz w:val="26"/>
                 <w:szCs w:val="26"/>
               </w:rPr>
-              <w:t>STT</w:t>
+              <w:t xml:space="preserve">STT</w:t>
             </w:r>
           </w:p>
         </w:tc>
@@ -761,7 +761,7 @@
                 <w:sz w:val="26"/>
                 <w:szCs w:val="26"/>
               </w:rPr>
-              <w:t>Tên, ký hiệu quy cách (Cấp hạng TSCĐ-CCDC)</w:t>
+              <w:t xml:space="preserve">Tên, ký hiệu quy cách (Cấp hạng TSCĐ-CCDC)</w:t>
             </w:r>
           </w:p>
         </w:tc>
@@ -788,7 +788,7 @@
                 <w:sz w:val="26"/>
                 <w:szCs w:val="26"/>
               </w:rPr>
-              <w:t>ĐVT</w:t>
+              <w:t xml:space="preserve">ĐVT</w:t>
             </w:r>
           </w:p>
         </w:tc>
@@ -815,7 +815,7 @@
                 <w:sz w:val="26"/>
                 <w:szCs w:val="26"/>
               </w:rPr>
-              <w:t>Số lượng</w:t>
+              <w:t xml:space="preserve">Số lượng</w:t>
             </w:r>
           </w:p>
         </w:tc>
@@ -843,7 +843,7 @@
                 <w:sz w:val="26"/>
                 <w:szCs w:val="26"/>
               </w:rPr>
-              <w:t>Năm đưa vào sử dụng</w:t>
+              <w:t xml:space="preserve">Năm đưa vào sử dụng</w:t>
             </w:r>
           </w:p>
         </w:tc>
@@ -870,7 +870,7 @@
                 <w:sz w:val="26"/>
                 <w:szCs w:val="26"/>
               </w:rPr>
-              <w:t>Ghi chú</w:t>
+              <w:t xml:space="preserve">Ghi chú</w:t>
             </w:r>
           </w:p>
         </w:tc>
@@ -939,7 +939,7 @@
               </w:rPr>
             </w:pPr>
             <w:r>
-              <w:t>Cái</w:t>
+              <w:t xml:space="preserve">Cái</w:t>
             </w:r>
           </w:p>
         </w:tc>
@@ -960,7 +960,7 @@
               </w:rPr>
             </w:pPr>
             <w:r>
-              <w:t>2</w:t>
+              <w:t xml:space="preserve">2</w:t>
             </w:r>
           </w:p>
         </w:tc>
@@ -986,14 +986,14 @@
                 <w:sz w:val="26"/>
                 <w:szCs w:val="26"/>
               </w:rPr>
-              <w:t>202</w:t>
-            </w:r>
-            <w:r>
-              <w:rPr>
-                <w:sz w:val="26"/>
-                <w:szCs w:val="26"/>
-              </w:rPr>
-              <w:t>6</w:t>
+              <w:t xml:space="preserve">202</w:t>
+            </w:r>
+            <w:r>
+              <w:rPr>
+                <w:sz w:val="26"/>
+                <w:szCs w:val="26"/>
+              </w:rPr>
+              <w:t xml:space="preserve">6</w:t>
             </w:r>
           </w:p>
         </w:tc>
@@ -1081,7 +1081,7 @@
               </w:rPr>
             </w:pPr>
             <w:r>
-              <w:t>Chiếc</w:t>
+              <w:t xml:space="preserve">Chiếc</w:t>
             </w:r>
           </w:p>
         </w:tc>
@@ -1103,7 +1103,7 @@
               </w:rPr>
             </w:pPr>
             <w:r>
-              <w:t>5</w:t>
+              <w:t xml:space="preserve">5</w:t>
             </w:r>
           </w:p>
         </w:tc>
@@ -1131,7 +1131,7 @@
                 <w:sz w:val="26"/>
                 <w:szCs w:val="26"/>
               </w:rPr>
-              <w:t>2026</w:t>
+              <w:t xml:space="preserve">2026</w:t>
             </w:r>
           </w:p>
         </w:tc>
@@ -1218,7 +1218,7 @@
               </w:rPr>
             </w:pPr>
             <w:r>
-              <w:t>Chiếc</w:t>
+              <w:t xml:space="preserve">Chiếc</w:t>
             </w:r>
           </w:p>
         </w:tc>
@@ -1240,7 +1240,7 @@
               </w:rPr>
             </w:pPr>
             <w:r>
-              <w:t>5</w:t>
+              <w:t xml:space="preserve">5</w:t>
             </w:r>
           </w:p>
         </w:tc>
@@ -1268,7 +1268,7 @@
                 <w:sz w:val="26"/>
                 <w:szCs w:val="26"/>
               </w:rPr>
-              <w:t>2026</w:t>
+              <w:t xml:space="preserve">2026</w:t>
             </w:r>
           </w:p>
         </w:tc>
@@ -1355,7 +1355,7 @@
               </w:rPr>
             </w:pPr>
             <w:r>
-              <w:t>Chiếc</w:t>
+              <w:t xml:space="preserve">Chiếc</w:t>
             </w:r>
           </w:p>
         </w:tc>
@@ -1377,7 +1377,7 @@
               </w:rPr>
             </w:pPr>
             <w:r>
-              <w:t>10</w:t>
+              <w:t xml:space="preserve">10</w:t>
             </w:r>
           </w:p>
         </w:tc>
@@ -1405,7 +1405,7 @@
                 <w:sz w:val="26"/>
                 <w:szCs w:val="26"/>
               </w:rPr>
-              <w:t>2026</w:t>
+              <w:t xml:space="preserve">2026</w:t>
             </w:r>
           </w:p>
         </w:tc>
@@ -1492,7 +1492,7 @@
               </w:rPr>
             </w:pPr>
             <w:r>
-              <w:t>Chiếc</w:t>
+              <w:t xml:space="preserve">Chiếc</w:t>
             </w:r>
           </w:p>
         </w:tc>
@@ -1514,7 +1514,7 @@
               </w:rPr>
             </w:pPr>
             <w:r>
-              <w:t>5</w:t>
+              <w:t xml:space="preserve">5</w:t>
             </w:r>
           </w:p>
         </w:tc>
@@ -1542,7 +1542,7 @@
                 <w:sz w:val="26"/>
                 <w:szCs w:val="26"/>
               </w:rPr>
-              <w:t>2026</w:t>
+              <w:t xml:space="preserve">2026</w:t>
             </w:r>
           </w:p>
         </w:tc>
@@ -1629,7 +1629,7 @@
               </w:rPr>
             </w:pPr>
             <w:r>
-              <w:t>Cuộn</w:t>
+              <w:t xml:space="preserve">Cuộn</w:t>
             </w:r>
           </w:p>
         </w:tc>
@@ -1651,7 +1651,7 @@
               </w:rPr>
             </w:pPr>
             <w:r>
-              <w:t>5</w:t>
+              <w:t xml:space="preserve">5</w:t>
             </w:r>
           </w:p>
         </w:tc>
@@ -1679,7 +1679,7 @@
                 <w:sz w:val="26"/>
                 <w:szCs w:val="26"/>
               </w:rPr>
-              <w:t>2026</w:t>
+              <w:t xml:space="preserve">2026</w:t>
             </w:r>
           </w:p>
         </w:tc>
@@ -1766,7 +1766,7 @@
               </w:rPr>
             </w:pPr>
             <w:r>
-              <w:t>Thùng</w:t>
+              <w:t xml:space="preserve">Thùng</w:t>
             </w:r>
           </w:p>
         </w:tc>
@@ -1788,7 +1788,7 @@
               </w:rPr>
             </w:pPr>
             <w:r>
-              <w:t>2</w:t>
+              <w:t xml:space="preserve">2</w:t>
             </w:r>
           </w:p>
         </w:tc>
@@ -1816,7 +1816,7 @@
                 <w:sz w:val="26"/>
                 <w:szCs w:val="26"/>
               </w:rPr>
-              <w:t>2026</w:t>
+              <w:t xml:space="preserve">2026</w:t>
             </w:r>
           </w:p>
         </w:tc>
@@ -1903,7 +1903,7 @@
               </w:rPr>
             </w:pPr>
             <w:r>
-              <w:t>Cái</w:t>
+              <w:t xml:space="preserve">Cái</w:t>
             </w:r>
           </w:p>
         </w:tc>
@@ -1925,7 +1925,7 @@
               </w:rPr>
             </w:pPr>
             <w:r>
-              <w:t>5</w:t>
+              <w:t xml:space="preserve">5</w:t>
             </w:r>
           </w:p>
         </w:tc>
@@ -1953,7 +1953,7 @@
                 <w:sz w:val="26"/>
                 <w:szCs w:val="26"/>
               </w:rPr>
-              <w:t>2026</w:t>
+              <w:t xml:space="preserve">2026</w:t>
             </w:r>
           </w:p>
         </w:tc>
@@ -2040,7 +2040,7 @@
               </w:rPr>
             </w:pPr>
             <w:r>
-              <w:t>Chiếc</w:t>
+              <w:t xml:space="preserve">Chiếc</w:t>
             </w:r>
           </w:p>
         </w:tc>
@@ -2062,7 +2062,7 @@
               </w:rPr>
             </w:pPr>
             <w:r>
-              <w:t>14</w:t>
+              <w:t xml:space="preserve">14</w:t>
             </w:r>
           </w:p>
         </w:tc>
@@ -2090,7 +2090,7 @@
                 <w:sz w:val="26"/>
                 <w:szCs w:val="26"/>
               </w:rPr>
-              <w:t>2026</w:t>
+              <w:t xml:space="preserve">2026</w:t>
             </w:r>
           </w:p>
         </w:tc>
@@ -2177,7 +2177,7 @@
               </w:rPr>
             </w:pPr>
             <w:r>
-              <w:t>Chiếc</w:t>
+              <w:t xml:space="preserve">Chiếc</w:t>
             </w:r>
           </w:p>
         </w:tc>
@@ -2199,7 +2199,7 @@
               </w:rPr>
             </w:pPr>
             <w:r>
-              <w:t>8</w:t>
+              <w:t xml:space="preserve">8</w:t>
             </w:r>
           </w:p>
         </w:tc>
@@ -2227,7 +2227,7 @@
                 <w:sz w:val="26"/>
                 <w:szCs w:val="26"/>
               </w:rPr>
-              <w:t>2026</w:t>
+              <w:t xml:space="preserve">2026</w:t>
             </w:r>
           </w:p>
         </w:tc>
@@ -2314,7 +2314,7 @@
               </w:rPr>
             </w:pPr>
             <w:r>
-              <w:t>chiếc</w:t>
+              <w:t xml:space="preserve">chiếc</w:t>
             </w:r>
           </w:p>
         </w:tc>
@@ -2336,7 +2336,7 @@
               </w:rPr>
             </w:pPr>
             <w:r>
-              <w:t>10</w:t>
+              <w:t xml:space="preserve">10</w:t>
             </w:r>
           </w:p>
         </w:tc>
@@ -2364,7 +2364,7 @@
                 <w:sz w:val="26"/>
                 <w:szCs w:val="26"/>
               </w:rPr>
-              <w:t>2026</w:t>
+              <w:t xml:space="preserve">2026</w:t>
             </w:r>
           </w:p>
         </w:tc>
@@ -2451,7 +2451,7 @@
               </w:rPr>
             </w:pPr>
             <w:r>
-              <w:t>Chiếc</w:t>
+              <w:t xml:space="preserve">Chiếc</w:t>
             </w:r>
           </w:p>
         </w:tc>
@@ -2473,7 +2473,7 @@
               </w:rPr>
             </w:pPr>
             <w:r>
-              <w:t>50</w:t>
+              <w:t xml:space="preserve">50</w:t>
             </w:r>
           </w:p>
         </w:tc>
@@ -2501,7 +2501,7 @@
                 <w:sz w:val="26"/>
                 <w:szCs w:val="26"/>
               </w:rPr>
-              <w:t>2026</w:t>
+              <w:t xml:space="preserve">2026</w:t>
             </w:r>
           </w:p>
         </w:tc>
@@ -2588,7 +2588,7 @@
               </w:rPr>
             </w:pPr>
             <w:r>
-              <w:t>Cái</w:t>
+              <w:t xml:space="preserve">Cái</w:t>
             </w:r>
           </w:p>
         </w:tc>
@@ -2610,7 +2610,7 @@
               </w:rPr>
             </w:pPr>
             <w:r>
-              <w:t>2</w:t>
+              <w:t xml:space="preserve">2</w:t>
             </w:r>
           </w:p>
         </w:tc>
@@ -2638,7 +2638,7 @@
                 <w:sz w:val="26"/>
                 <w:szCs w:val="26"/>
               </w:rPr>
-              <w:t>2026</w:t>
+              <w:t xml:space="preserve">2026</w:t>
             </w:r>
           </w:p>
         </w:tc>
@@ -2725,7 +2725,7 @@
               </w:rPr>
             </w:pPr>
             <w:r>
-              <w:t>Cái</w:t>
+              <w:t xml:space="preserve">Cái</w:t>
             </w:r>
           </w:p>
         </w:tc>
@@ -2747,7 +2747,7 @@
               </w:rPr>
             </w:pPr>
             <w:r>
-              <w:t>1</w:t>
+              <w:t xml:space="preserve">1</w:t>
             </w:r>
           </w:p>
         </w:tc>
@@ -2775,7 +2775,7 @@
                 <w:sz w:val="26"/>
                 <w:szCs w:val="26"/>
               </w:rPr>
-              <w:t>2026</w:t>
+              <w:t xml:space="preserve">2026</w:t>
             </w:r>
           </w:p>
         </w:tc>
@@ -2862,7 +2862,7 @@
               </w:rPr>
             </w:pPr>
             <w:r>
-              <w:t>Viên</w:t>
+              <w:t xml:space="preserve">Viên</w:t>
             </w:r>
           </w:p>
         </w:tc>
@@ -2884,7 +2884,7 @@
               </w:rPr>
             </w:pPr>
             <w:r>
-              <w:t>250</w:t>
+              <w:t xml:space="preserve">250</w:t>
             </w:r>
           </w:p>
         </w:tc>
@@ -2912,7 +2912,7 @@
                 <w:sz w:val="26"/>
                 <w:szCs w:val="26"/>
               </w:rPr>
-              <w:t>2026</w:t>
+              <w:t xml:space="preserve">2026</w:t>
             </w:r>
           </w:p>
         </w:tc>
@@ -2985,7 +2985,7 @@
                 <w:sz w:val="26"/>
                 <w:szCs w:val="26"/>
               </w:rPr>
-              <w:t>Cộng</w:t>
+              <w:t xml:space="preserve">Cộng</w:t>
             </w:r>
           </w:p>
         </w:tc>
@@ -3119,7 +3119,7 @@
                 <w:sz w:val="26"/>
                 <w:szCs w:val="26"/>
               </w:rPr>
-              <w:t>BÊN GIAO TÀI SẢN</w:t>
+              <w:t xml:space="preserve">BÊN GIAO TÀI SẢN</w:t>
             </w:r>
           </w:p>
           <w:p ns2:paraId="7D1D2600" ns2:textId="77777777">
@@ -3139,7 +3139,7 @@
                 <w:sz w:val="26"/>
                 <w:szCs w:val="26"/>
               </w:rPr>
-              <w:t xml:space="preserve">  </w:t>
+              <w:t xml:space="preserve"> </w:t>
             </w:r>
           </w:p>
           <w:p ns2:paraId="6247C150" ns2:textId="77777777">
@@ -3206,7 +3206,7 @@
                 <w:sz w:val="26"/>
                 <w:szCs w:val="26"/>
               </w:rPr>
-              <w:t>…………………………</w:t>
+              <w:t xml:space="preserve">…………………………</w:t>
             </w:r>
           </w:p>
         </w:tc>
@@ -3244,7 +3244,7 @@
                 <w:sz w:val="26"/>
                 <w:szCs w:val="26"/>
               </w:rPr>
-              <w:t xml:space="preserve">             BÊN NHẬN TÀI SẢN</w:t>
+              <w:t xml:space="preserve"> BÊN NHẬN TÀI SẢN</w:t>
             </w:r>
           </w:p>
           <w:p ns2:paraId="76D13792" ns2:textId="1B8DF0C4">
@@ -3264,7 +3264,7 @@
                 <w:sz w:val="26"/>
                 <w:szCs w:val="26"/>
               </w:rPr>
-              <w:t xml:space="preserve">                   Trưởng phòng</w:t>
+              <w:t xml:space="preserve"> Trưởng phòng</w:t>
             </w:r>
           </w:p>
           <w:p ns2:paraId="534DC10B" ns2:textId="77777777">
@@ -3318,7 +3318,7 @@
                 <w:sz w:val="26"/>
                 <w:szCs w:val="26"/>
               </w:rPr>
-              <w:t xml:space="preserve">    </w:t>
+              <w:t xml:space="preserve"> </w:t>
             </w:r>
           </w:p>
           <w:p ns2:paraId="0730AC60" ns2:textId="5F404458">
@@ -3383,16 +3383,16 @@
                 <w:sz w:val="26"/>
                 <w:szCs w:val="26"/>
               </w:rPr>
-              <w:t xml:space="preserve">      </w:t>
-            </w:r>
-            <w:r>
-              <w:rPr>
-                <w:rFonts w:cs="Times New Roman"/>
-                <w:b/>
-                <w:sz w:val="26"/>
-                <w:szCs w:val="26"/>
-              </w:rPr>
-              <w:t xml:space="preserve">  PHÒNG TCKT</w:t>
+              <w:t xml:space="preserve"> </w:t>
+            </w:r>
+            <w:r>
+              <w:rPr>
+                <w:rFonts w:cs="Times New Roman"/>
+                <w:b/>
+                <w:sz w:val="26"/>
+                <w:szCs w:val="26"/>
+              </w:rPr>
+              <w:t xml:space="preserve"> PHÒNG TCKT</w:t>
             </w:r>
           </w:p>
           <w:p ns2:paraId="7485020A" ns2:textId="2BF95875">
@@ -3412,25 +3412,25 @@
                 <w:sz w:val="26"/>
                 <w:szCs w:val="26"/>
               </w:rPr>
-              <w:t xml:space="preserve">  </w:t>
-            </w:r>
-            <w:r>
-              <w:rPr>
-                <w:rFonts w:cs="Times New Roman"/>
-                <w:b/>
-                <w:sz w:val="26"/>
-                <w:szCs w:val="26"/>
-              </w:rPr>
-              <w:t xml:space="preserve">      </w:t>
-            </w:r>
-            <w:r>
-              <w:rPr>
-                <w:rFonts w:cs="Times New Roman"/>
-                <w:b/>
-                <w:sz w:val="26"/>
-                <w:szCs w:val="26"/>
-              </w:rPr>
-              <w:t>Kế toán tài sản</w:t>
+              <w:t xml:space="preserve"> </w:t>
+            </w:r>
+            <w:r>
+              <w:rPr>
+                <w:rFonts w:cs="Times New Roman"/>
+                <w:b/>
+                <w:sz w:val="26"/>
+                <w:szCs w:val="26"/>
+              </w:rPr>
+              <w:t xml:space="preserve"> </w:t>
+            </w:r>
+            <w:r>
+              <w:rPr>
+                <w:rFonts w:cs="Times New Roman"/>
+                <w:b/>
+                <w:sz w:val="26"/>
+                <w:szCs w:val="26"/>
+              </w:rPr>
+              <w:t xml:space="preserve">Kế toán tài sản</w:t>
             </w:r>
           </w:p>
           <w:p ns2:paraId="2DAC392A" ns2:textId="77777777">
@@ -3606,7 +3606,7 @@
                 <w:sz w:val="26"/>
                 <w:szCs w:val="26"/>
               </w:rPr>
-              <w:t xml:space="preserve">             </w:t>
+              <w:t xml:space="preserve"> </w:t>
             </w:r>
           </w:p>
           <w:p ns2:paraId="2B32F52C" ns2:textId="6D485ED1">
